--- a/CMS_AI_AGENT_HANDOFF.docx
+++ b/CMS_AI_AGENT_HANDOFF.docx
@@ -7,27 +7,17 @@
         <w:pStyle w:val="Title"/>
       </w:pPr>
       <w:r>
-        <w:t>Site-wide lightweight CMS</w:t>
+        <w:t>Ghanchi Investments: frontend and Strapi 5 implementation plan</w:t>
       </w:r>
     </w:p>
     <w:p>
       <w:r>
-        <w:t>AI agent implementation instructions • Next.js + Supabase + Cloudinary</w:t>
+        <w:t>Updated 2026-09-20. Working copy: C:/Users/Ghanchi/Desktop/ghanchi-investments. Branch: ghanchi-investments.</w:t>
       </w:r>
     </w:p>
     <w:p>
       <w:r>
-        <w:t>Prepared 2026-09-15 for the existing Kora reproduction in C:/Users/Ghanchi/Desktop/trial.</w:t>
-      </w:r>
-    </w:p>
-    <w:p>
-      <w:r>
-        <w:t>Purpose: replace all editorial hardcoding with a secure, lightweight administration application while preserving the existing public website and its responsive motion. This is a specification, not a claim that a CMS, database, authentication integration, or Cloudinary migration has already been implemented.</w:t>
-      </w:r>
-    </w:p>
-    <w:p>
-      <w:r>
-        <w:t>Visual reference: https://kora.framer.media/. The live reference, not animation-incomplete PDF captures, is the source of truth. Existing local/reference captures are useful evidence, but complete pixel-perfect and frame-by-frame parity across every page has not been certified. The process video is not supplied; delivery endpoints require configuration; legal content requires review.</w:t>
+        <w:t>The verified Kora replica remains on main at commit d4350cf in https://github.com/Dhruv-Ghanchi/website. Never rebrand that backup. This document replaces the historical Supabase/custom-admin architecture with Strapi 5. No CMS, hosting, database, media service or delivery provider has been provisioned.</w:t>
       </w:r>
     </w:p>
     <w:p>
@@ -35,7 +25,7 @@
         <w:pStyle w:val="Heading1"/>
       </w:pPr>
       <w:r>
-        <w:t>1. Instructions to the implementation agent</w:t>
+        <w:t>1. Scope, current state and non-negotiable requirements</w:t>
       </w:r>
     </w:p>
     <w:p>
@@ -43,7 +33,7 @@
         <w:pStyle w:val="ListBullet"/>
       </w:pPr>
       <w:r>
-        <w:t>Begin with AGENTS.md, then graft map. Use graft ask, graft grep and graft callers to locate dependencies before changing a renderer. Do not rewrite the visual application or replace its design system with an admin template.</w:t>
+        <w:t>Implemented frontend: Ghanchi canonical routes, nine service records, About subpages, online-service links, dated newsletters, curated archive article adaptations, contact details, forms and legal drafts. Content remains file-backed. Strapi schemas, API fetching, preview, revalidation and editor workflows are NOT implemented.</w:t>
       </w:r>
     </w:p>
     <w:p>
@@ -51,7 +41,7 @@
         <w:pStyle w:val="ListBullet"/>
       </w:pPr>
       <w:r>
-        <w:t>Preserve Next.js 16 App Router, React 19, TypeScript, Tailwind CSS 4 and Motion. Use the existing patterns and locked dependencies. Add only necessary packages, pinned to verified versions published at least seven days earlier. No new package or infrastructure is authorized merely by this document.</w:t>
+        <w:t>Preserve Manrope typography, mint/cream/ink tokens, rounded panels, pill buttons, image hovers, reveal springs, reduced-motion behavior, scroll pinning, comparison scene, process accordion/dialog, advisor dialog, testimonial expansion and footer circle/scale/hover interactions.</w:t>
       </w:r>
     </w:p>
     <w:p>
@@ -59,7 +49,7 @@
         <w:pStyle w:val="ListBullet"/>
       </w:pPr>
       <w:r>
-        <w:t>The CMS controls all content and approved behavior parameters, not arbitrary executable JavaScript, raw CSS, database queries, webhook secrets, or HTML injection. Build a typed section registry and safe interaction/action registry.</w:t>
+        <w:t>Only pricing removal was approved. Other panels must be repurposed, not removed. Obtain owner approval before future removal of any component, feature or section.</w:t>
       </w:r>
     </w:p>
     <w:p>
@@ -67,7 +57,7 @@
         <w:pStyle w:val="ListBullet"/>
       </w:pPr>
       <w:r>
-        <w:t>Inventory every rendered string, image, icon, link, badge, statistic, label, empty state, validation message and SEO field. Move them through typed content adapters. Do not stop after migrating the six existing collections.</w:t>
+        <w:t>The owner approved 1,200+ clients, 15+ years, 12+ awards and a static 5.0 Google rating from the existing website. These are editorial values, not independently audited measurements. Do not invent review counts or claim live synchronization.</w:t>
       </w:r>
     </w:p>
     <w:p>
@@ -75,7 +65,7 @@
         <w:pStyle w:val="ListBullet"/>
       </w:pPr>
       <w:r>
-        <w:t>Never change production schema, delete assets, send real messages, reset databases, or alter security policies without approval. Use isolated development projects and mocked delivery in automated tests.</w:t>
+        <w:t>Routine editorial changes must be possible in Strapi without frontend code changes. Entirely new section types, integrations or executable behavior still require development.</w:t>
       </w:r>
     </w:p>
     <w:p>
@@ -83,7 +73,7 @@
         <w:pStyle w:val="ListBullet"/>
       </w:pPr>
       <w:r>
-        <w:t>Before modifying public renderers, capture approved baseline screenshots and scroll checkpoints at 1440, 1200, 810 and 390 pixels. Restore design regressions before advancing to the next milestone.</w:t>
+        <w:t>Keep this generator and generated DOCX aligned. Regenerate with python scripts/create-cms-handoff.py after specification changes.</w:t>
       </w:r>
     </w:p>
     <w:p>
@@ -91,7 +81,7 @@
         <w:pStyle w:val="Heading1"/>
       </w:pPr>
       <w:r>
-        <w:t>2. Existing application map</w:t>
+        <w:t>2. Source audit, provenance and migration decisions</w:t>
       </w:r>
     </w:p>
     <w:tbl>
@@ -121,7 +111,7 @@
           </w:tcPr>
           <w:p>
             <w:r>
-              <w:t>Implementation requirements</w:t>
+              <w:t>Requirements</w:t>
             </w:r>
           </w:p>
         </w:tc>
@@ -133,7 +123,7 @@
           </w:tcPr>
           <w:p>
             <w:r>
-              <w:t>Public routes</w:t>
+              <w:t>Business source</w:t>
             </w:r>
           </w:p>
         </w:tc>
@@ -143,7 +133,7 @@
           </w:tcPr>
           <w:p>
             <w:r>
-              <w:t>/; /services; /services/[slug]; /cases; /cases/[slug]; /insights; /insights/[slug]; /about; /contact; /privacy-policy; /terms-of-service; not-found handling. Preserve all existing slugs and query-string behaviors.</w:t>
+              <w:t>https://ghanchiinvest.com/ and /about-us/: established 2009; Chandrakant B. Ghanchi; 1,200+ clients; goal context, risk appetite, cash flows, implementation assistance and annual review.</w:t>
             </w:r>
           </w:p>
         </w:tc>
@@ -155,7 +145,7 @@
           </w:tcPr>
           <w:p>
             <w:r>
-              <w:t>Content and media defaults</w:t>
+              <w:t>Verified contact</w:t>
             </w:r>
           </w:p>
         </w:tc>
@@ -165,7 +155,7 @@
           </w:tcPr>
           <w:p>
             <w:r>
-              <w:t>src/lib/content.ts: Services, CaseStudy, Insight, TeamMember, Category, LegalPage and RichTextBlock plus relationship helpers. src/lib/site-config.ts: hero image/video mode, poster and overlay; process video. public/assets: current local media.</w:t>
+              <w:t>+91 9820926446; +91 7977061717; info@ghanchiinvest.com; chandrakant@ghanchiinvest.com; Shop no. 27, Sector 11, Balaji Bhavan, CBD Belapur, Navi Mumbai, Maharashtra 400614.</w:t>
             </w:r>
           </w:p>
         </w:tc>
@@ -177,7 +167,7 @@
           </w:tcPr>
           <w:p>
             <w:r>
-              <w:t>Home motion</w:t>
+              <w:t>Client locations</w:t>
             </w:r>
           </w:p>
         </w:tc>
@@ -187,7 +177,7 @@
           </w:tcPr>
           <w:p>
             <w:r>
-              <w:t>src/components/home-hero.tsx: Hero, StatementWord, Comparison, TrustBadge and LogoTicker. src/app/page.tsx: home-intro grouping and ordered home sections. The sticky grouping is functional, not a disposable layout wrapper.</w:t>
+              <w:t>India, UAE and USA are supported by source content/testimonials. Do not add countries from assumptions. Employer affiliations are not corporate customer endorsements.</w:t>
             </w:r>
           </w:p>
         </w:tc>
@@ -199,7 +189,7 @@
           </w:tcPr>
           <w:p>
             <w:r>
-              <w:t>Home sections</w:t>
+              <w:t>Testimonials</w:t>
             </w:r>
           </w:p>
         </w:tc>
@@ -209,7 +199,7 @@
           </w:tcPr>
           <w:p>
             <w:r>
-              <w:t>src/components/home-sections.tsx: revenue chart, service panels, process phases/video, team dialog, testimonials, counters, founder callout, featured case, pricing selector and insight cards. Many labels and arrays still live here.</w:t>
+              <w:t>Use actual attributed text from /testimonials/ and the homepage. Preserve spelling or record approved editorial corrections. Portraits are absent: use initials, not unrelated stock faces. All eleven testimonials identified across the source homepage and testimonial page retain source URLs; long quotes may use attributed excerpts.</w:t>
             </w:r>
           </w:p>
         </w:tc>
@@ -221,7 +211,7 @@
           </w:tcPr>
           <w:p>
             <w:r>
-              <w:t>Shared shell and utilities</w:t>
+              <w:t>Awards and certificates</w:t>
             </w:r>
           </w:p>
         </w:tc>
@@ -231,7 +221,7 @@
           </w:tcPr>
           <w:p>
             <w:r>
-              <w:t>src/components/site-shell.tsx: Header, Footer and MotionProvider. src/components/ui.tsx: Reveal, Button, Logo, BrandMark, Person, Dots and ServiceIcon. Footer includes circle wipe, scaling card, navigation/social hovers and email-copy feedback.</w:t>
+              <w:t>Imported eight award photos and nineteen certificate scans. Store neutral archive labels until issuer, date, title and validity are individually transcribed and approved. Historical certificates must not imply current regulatory authorization.</w:t>
             </w:r>
           </w:p>
         </w:tc>
@@ -243,7 +233,7 @@
           </w:tcPr>
           <w:p>
             <w:r>
-              <w:t>Other components</w:t>
+              <w:t>Newsletter archive</w:t>
             </w:r>
           </w:p>
         </w:tc>
@@ -253,7 +243,7 @@
           </w:tcPr>
           <w:p>
             <w:r>
-              <w:t>src/components/faq.tsx: grouped questions and tab/accordion behavior. src/components/contact.tsx: form schemas currently in JSX, prehydration safety, service-prefill, validation and newsletter. src/components/inner-pages.tsx: intros, prose, cards, stats, testimonials and CTAs.</w:t>
+              <w:t>Nineteen entries, May 2020 through November 2021. Latest means newest listed issue, not a current upload. November 2020 and June 2020 links are malformed: keep records visible with unavailable state; obtain correct URLs from owner, do not guess.</w:t>
             </w:r>
           </w:p>
         </w:tc>
@@ -265,7 +255,7 @@
           </w:tcPr>
           <w:p>
             <w:r>
-              <w:t>Styles and delivery</w:t>
+              <w:t>Articles</w:t>
             </w:r>
           </w:p>
         </w:tc>
@@ -275,7 +265,7 @@
           </w:tcPr>
           <w:p>
             <w:r>
-              <w:t>src/app/globals.css plus contact.css and inner-page styles. src/app/api/contact/route.ts and api/newsletter/route.ts handle delivery. Preserve honest error states and do not expose webhook destinations to browser content.</w:t>
+              <w:t>Two legitimate March 2021 articles are currently condensed, labelled adaptations. Preserve original dates, source URLs and adaptation notes. They are not newly authored by the founder. Additional legitimate archive articles remain editorial migration work.</w:t>
             </w:r>
           </w:p>
         </w:tc>
@@ -287,7 +277,7 @@
           </w:tcPr>
           <w:p>
             <w:r>
-              <w:t>Verification</w:t>
+              <w:t>Excluded material</w:t>
             </w:r>
           </w:p>
         </w:tc>
@@ -297,7 +287,73 @@
           </w:tcPr>
           <w:p>
             <w:r>
-              <w:t>npm run typecheck; npm run build; npm test; node scripts/complete-content.mjs --validate; node scripts/verify-visuals.mjs; node scripts/inspect-reference.mjs --motion [--local]. Never run complete-content without --validate casually: it overwrites imported content.</w:t>
+              <w:t>Unrelated casino/gambling posts appear on the live site. Do not copy lists, related posts, HTML scripts or bulk WordPress exports without review. Existing-site security remediation is a launch prerequisite with the current maintainer.</w:t>
+            </w:r>
+          </w:p>
+        </w:tc>
+      </w:tr>
+      <w:tr>
+        <w:tc>
+          <w:tcPr>
+            <w:tcW w:type="dxa" w:w="5040"/>
+          </w:tcPr>
+          <w:p>
+            <w:r>
+              <w:t>Imagery</w:t>
+            </w:r>
+          </w:p>
+        </w:tc>
+        <w:tc>
+          <w:tcPr>
+            <w:tcW w:type="dxa" w:w="5040"/>
+          </w:tcPr>
+          <w:p>
+            <w:r>
+              <w:t>Founder, awards and certificate assets come from Ghanchi. Other retained Kora-derived photographs are illustrative, not Ghanchi staff or customer identities. Confirm reuse rights and choose owner-approved replacements before launch.</w:t>
+            </w:r>
+          </w:p>
+        </w:tc>
+      </w:tr>
+      <w:tr>
+        <w:tc>
+          <w:tcPr>
+            <w:tcW w:type="dxa" w:w="5040"/>
+          </w:tcPr>
+          <w:p>
+            <w:r>
+              <w:t>Financial copy</w:t>
+            </w:r>
+          </w:p>
+        </w:tc>
+        <w:tc>
+          <w:tcPr>
+            <w:tcW w:type="dxa" w:w="5040"/>
+          </w:tcPr>
+          <w:p>
+            <w:r>
+              <w:t>Current service summaries are conservative adaptations. Validate current product, tax and regulatory wording, registered designations and required registration numbers with the owner. Never add guaranteed returns or regulatory claims from inference.</w:t>
+            </w:r>
+          </w:p>
+        </w:tc>
+      </w:tr>
+      <w:tr>
+        <w:tc>
+          <w:tcPr>
+            <w:tcW w:type="dxa" w:w="5040"/>
+          </w:tcPr>
+          <w:p>
+            <w:r>
+              <w:t>Online services</w:t>
+            </w:r>
+          </w:p>
+        </w:tc>
+        <w:tc>
+          <w:tcPr>
+            <w:tcW w:type="dxa" w:w="5040"/>
+          </w:tcPr>
+          <w:p>
+            <w:r>
+              <w:t>Links are copied from header/footer sources, with the Niva Bupa footer destination used instead of the old MaxBupa route. Provider uptime and authenticated journeys are not certified. No live login or payment transaction is part of testing.</w:t>
             </w:r>
           </w:p>
         </w:tc>
@@ -308,30 +364,7 @@
         <w:pStyle w:val="Heading1"/>
       </w:pPr>
       <w:r>
-        <w:t>3. Target architecture and scope</w:t>
-      </w:r>
-    </w:p>
-    <w:p>
-      <w:r>
-        <w:t>Keep the public site server-rendered. Add /admin as a separate route group with its own layout and lazy-loaded editing tools. Supabase supplies PostgreSQL, invite-only authentication and row-level security. Cloudinary supplies image/video upload, transformation and delivery. The public bundle must not contain the editor, upload widget or service credentials.</w:t>
-      </w:r>
-    </w:p>
-    <w:p>
-      <w:r>
-        <w:t>Use a ContentRepository interface between database access and UI. Suggested methods: getSiteSettings, getNavigation, getPageByPath, listDocuments, getDocumentBySlug, resolveReferences and getRelease. Server Components fetch one coherent published release and pass serializable typed props into existing client animation components. Do not fetch draft content inside each card or load all database rows in the browser.</w:t>
-      </w:r>
-    </w:p>
-    <w:p>
-      <w:r>
-        <w:t>Provide a local-file adapter only for explicit development/migration mode. Production failures must not silently swap to unrelated sample content. Cache the last successfully published release where appropriate; expose operational failures to administrators without exposing stack traces to visitors.</w:t>
-      </w:r>
-    </w:p>
-    <w:p>
-      <w:pPr>
-        <w:pStyle w:val="Heading1"/>
-      </w:pPr>
-      <w:r>
-        <w:t>4. Complete editable-content inventory</w:t>
+        <w:t>3. Kora component-to-business mapping</w:t>
       </w:r>
     </w:p>
     <w:tbl>
@@ -361,7 +394,7 @@
           </w:tcPr>
           <w:p>
             <w:r>
-              <w:t>Implementation requirements</w:t>
+              <w:t>Requirements</w:t>
             </w:r>
           </w:p>
         </w:tc>
@@ -373,7 +406,7 @@
           </w:tcPr>
           <w:p>
             <w:r>
-              <w:t>Global brand and tokens</w:t>
+              <w:t>Shared shell</w:t>
             </w:r>
           </w:p>
         </w:tc>
@@ -383,29 +416,7 @@
           </w:tcPr>
           <w:p>
             <w:r>
-              <w:t>Site name; logo/wordmark media; accessible labels; favicon; colors; approved font family, weights, stylistic sets and heading scales; spacing and radius tokens; container widths; light/dark variants. Expose bounded design tokens to owners only; preserve defaults such as Manrope ss01, heading weight 585, cream/mint/charcoal and rounded panels.</w:t>
-            </w:r>
-          </w:p>
-        </w:tc>
-      </w:tr>
-      <w:tr>
-        <w:tc>
-          <w:tcPr>
-            <w:tcW w:type="dxa" w:w="5040"/>
-          </w:tcPr>
-          <w:p>
-            <w:r>
-              <w:t>Header and all menus</w:t>
-            </w:r>
-          </w:p>
-        </w:tc>
-        <w:tc>
-          <w:tcPr>
-            <w:tcW w:type="dxa" w:w="5040"/>
-          </w:tcPr>
-          <w:p>
-            <w:r>
-              <w:t>Ordered navigation items with stable IDs, labels, internal/external/anchor targets, visibility and nesting if supported; mobile drawer links; logo target; book-call label/avatar; skip-link label; current-page state. Preserve keyboard, Escape, focus, backdrop and breakpoint behavior. Broken internal links block publishing.</w:t>
+              <w:t>Six primary items: Home, About Us, Services, Online Services, Blog, Contact Us. Desktop disclosure buttons support keyboard input and Escape; mobile links close navigation. Keep footer wordmark, circle reveal, hover transition, social links and clipboard status.</w:t>
             </w:r>
           </w:p>
         </w:tc>
@@ -427,7 +438,7 @@
           </w:tcPr>
           <w:p>
             <w:r>
-              <w:t>Heading segments and optional approved desktop/mobile line breaks; description; primary/secondary CTA text and actions; image or video selection; poster; alt text; focal points; overlay opacity; trust avatars; rating; company count; ordered client logos; ticker speed/direction; featured case relationship; case badge, metric and metric caption.</w:t>
+              <w:t>Preserve measured-height scroll timeline, pinned background scale/blur, word reveal and foreground inert state. Use Ghanchi heading/actions. Retain avatar row with initials, client count and honest rating label. Retain marquee with approved client locations.</w:t>
             </w:r>
           </w:p>
         </w:tc>
@@ -439,7 +450,7 @@
           </w:tcPr>
           <w:p>
             <w:r>
-              <w:t>Hero statement and comparison</w:t>
+              <w:t>Featured hero card</w:t>
             </w:r>
           </w:p>
         </w:tc>
@@ -449,7 +460,7 @@
           </w:tcPr>
           <w:p>
             <w:r>
-              <w:t>Statement words derived from editable text, not hand-numbered spans; responsive line-break hints; accessible complete sentence; before/after titles, labels, logo variants, lists and icons. Preserve hero, statement, scroll-space and comparison grouping as a single validated scene unit.</w:t>
+              <w:t>Newsletter relationship, not case study. Resolve latest published issue by issueMonth descending. Show original month/year and archive label. Never synthesize a newer issue. Empty/unavailable state must remain visible and useful.</w:t>
             </w:r>
           </w:p>
         </w:tc>
@@ -461,7 +472,7 @@
           </w:tcPr>
           <w:p>
             <w:r>
-              <w:t>Services and revenue chart</w:t>
+              <w:t>Statement and comparison</w:t>
             </w:r>
           </w:p>
         </w:tc>
@@ -471,7 +482,7 @@
           </w:tcPr>
           <w:p>
             <w:r>
-              <w:t>Section heading/intro/footnote; series labels, amounts, units, tick marks, bar colors and caption; ordered service references; service number display; title, short/long description, icon, deliverables, CTA and testimonial. Graph numbers and accessible summary must derive from the same values.</w:t>
+              <w:t>Treat hero, statement, scroll-space and comparison as one indivisible scene. Editable statement and before/after copy; preserve transforms and breakpoints. Do not promise lifetime corpus or certainty of outcomes.</w:t>
             </w:r>
           </w:p>
         </w:tc>
@@ -483,7 +494,7 @@
           </w:tcPr>
           <w:p>
             <w:r>
-              <w:t>Process</w:t>
+              <w:t>Services and chart</w:t>
             </w:r>
           </w:p>
         </w:tc>
@@ -493,7 +504,7 @@
           </w:tcPr>
           <w:p>
             <w:r>
-              <w:t>Section title/description; ordered phases with title, description, icon and step label; initial active phase; accordion mode; video poster/video/captions/duration; preview copy if no video; play/close labels; operating-principle cards and icons. The displayed duration must match the selected media.</w:t>
+              <w:t>Nine service cards with original number layout, hover image, glass overlay and CTA. The animated chart illustrates the planning journey; it must not imply measured investment returns. Editable labels and disclosure; no invented values.</w:t>
             </w:r>
           </w:p>
         </w:tc>
@@ -505,7 +516,7 @@
           </w:tcPr>
           <w:p>
             <w:r>
-              <w:t>Team and hiring</w:t>
+              <w:t>Process and principles</w:t>
             </w:r>
           </w:p>
         </w:tc>
@@ -515,7 +526,7 @@
           </w:tcPr>
           <w:p>
             <w:r>
-              <w:t>Section title; ordered team references; headshots, names, roles, biographies, socials; modal labels and CTA; hiring heading, description, image, action and enabled state. Profile modal fields must use the same team record as About and article bylines.</w:t>
+              <w:t>Understand, Assess, Plan, Review. Keep spring accordion, play-button dialog and operating-principle cards. Video is unconfigured: show explicit text fallback plus real YouTube channel link, not a fictitious duration.</w:t>
             </w:r>
           </w:p>
         </w:tc>
@@ -527,7 +538,7 @@
           </w:tcPr>
           <w:p>
             <w:r>
-              <w:t>Testimonials and founder CTA</w:t>
+              <w:t>Advisor and former hiring panel</w:t>
             </w:r>
           </w:p>
         </w:tc>
@@ -537,7 +548,7 @@
           </w:tcPr>
           <w:p>
             <w:r>
-              <w:t>Featured testimonial, full quote, short excerpt, person/company/role/avatar, background, score and review count/source; expandable testimonials; chart/counter values and prefixes/suffixes; founder heading, subcopy, image, attribution and CTA. Never invent business claims during migration.</w:t>
+              <w:t>One verified founder profile with real photo and biography. Preserve expandable modal. Former hiring panel becomes awards archive panel using genuine photo and CTA.</w:t>
             </w:r>
           </w:p>
         </w:tc>
@@ -549,7 +560,7 @@
           </w:tcPr>
           <w:p>
             <w:r>
-              <w:t>Featured case</w:t>
+              <w:t>Testimonials and counters</w:t>
             </w:r>
           </w:p>
         </w:tc>
@@ -559,7 +570,29 @@
           </w:tcPr>
           <w:p>
             <w:r>
-              <w:t>Case reference; optional presentation override explicitly distinguished from canonical case content; date formatting, industry/size/timeline captions, result order, service chips, testimonial and CTA. Remove hardcoded +2; compute overflow count from relationships.</w:t>
+              <w:t>Actual client quotes, initials if no approved portrait, source metadata, expandable cards. Counters use owner-selected values. Founder callout remains. Google feed remains unconnected.</w:t>
+            </w:r>
+          </w:p>
+        </w:tc>
+      </w:tr>
+      <w:tr>
+        <w:tc>
+          <w:tcPr>
+            <w:tcW w:type="dxa" w:w="5040"/>
+          </w:tcPr>
+          <w:p>
+            <w:r>
+              <w:t>Former featured case</w:t>
+            </w:r>
+          </w:p>
+        </w:tc>
+        <w:tc>
+          <w:tcPr>
+            <w:tcW w:type="dxa" w:w="5040"/>
+          </w:tcPr>
+          <w:p>
+            <w:r>
+              <w:t>Preserve narrative, facts, large statistics, service chips, image and button; present Ghanchi client community. No fictional company performance or investment result.</w:t>
             </w:r>
           </w:p>
         </w:tc>
@@ -581,7 +614,7 @@
           </w:tcPr>
           <w:p>
             <w:r>
-              <w:t>Section title, note, trust proof, advisor; plan names, currency, amount, interval, starts-at label, popular badge, descriptions, ordered benefits, CTA labels, selected default and visibility. Custom quotation is a typed price mode, not a magic string. Preserve keyboard tab selection and content transitions.</w:t>
+              <w:t>Removed under explicit approval. Do not create premiums, advisory packages or subscription prices without owner-approved product information.</w:t>
             </w:r>
           </w:p>
         </w:tc>
@@ -593,7 +626,7 @@
           </w:tcPr>
           <w:p>
             <w:r>
-              <w:t>FAQ</w:t>
+              <w:t>FAQ, blog and contact</w:t>
             </w:r>
           </w:p>
         </w:tc>
@@ -603,161 +636,7 @@
           </w:tcPr>
           <w:p>
             <w:r>
-              <w:t>Heading, categories and order, questions/answers, initial open item, help-person reference and contact link. Stable question IDs must survive reorder. ARIA relationships and panel IDs derive from stable instance IDs, not editor-entered DOM IDs.</w:t>
-            </w:r>
-          </w:p>
-        </w:tc>
-      </w:tr>
-      <w:tr>
-        <w:tc>
-          <w:tcPr>
-            <w:tcW w:type="dxa" w:w="5040"/>
-          </w:tcPr>
-          <w:p>
-            <w:r>
-              <w:t>Insights promotion</w:t>
-            </w:r>
-          </w:p>
-        </w:tc>
-        <w:tc>
-          <w:tcPr>
-            <w:tcW w:type="dxa" w:w="5040"/>
-          </w:tcPr>
-          <w:p>
-            <w:r>
-              <w:t>Section heading/description, view-all action, featured/manual/automatic selection, ordered article references, category display, dates and cards. Empty collections need an approved empty state or section hiding, never a runtime crash.</w:t>
-            </w:r>
-          </w:p>
-        </w:tc>
-      </w:tr>
-      <w:tr>
-        <w:tc>
-          <w:tcPr>
-            <w:tcW w:type="dxa" w:w="5040"/>
-          </w:tcPr>
-          <w:p>
-            <w:r>
-              <w:t>Contact section and page</w:t>
-            </w:r>
-          </w:p>
-        </w:tc>
-        <w:tc>
-          <w:tcPr>
-            <w:tcW w:type="dxa" w:w="5040"/>
-          </w:tcPr>
-          <w:p>
-            <w:r>
-              <w:t>Heading, benefits/icons, background/focal point, testimonial, form intro, field labels/placeholders/help, service options from service records, revenue bands, constraints, consent text/legal link, submit/loading/success/error messages, stats, and support contact. The dedicated page and reusable section may have explicit variants without duplicate canonical service lists.</w:t>
-            </w:r>
-          </w:p>
-        </w:tc>
-      </w:tr>
-      <w:tr>
-        <w:tc>
-          <w:tcPr>
-            <w:tcW w:type="dxa" w:w="5040"/>
-          </w:tcPr>
-          <w:p>
-            <w:r>
-              <w:t>Newsletter</w:t>
-            </w:r>
-          </w:p>
-        </w:tc>
-        <w:tc>
-          <w:tcPr>
-            <w:tcW w:type="dxa" w:w="5040"/>
-          </w:tcPr>
-          <w:p>
-            <w:r>
-              <w:t>Heading, email label/placeholder, submit/loading/sent labels, consent/legal link, success/error/disabled explanations and enabled state. Consent stays unchecked by default and cannot be removed by ordinary content editing.</w:t>
-            </w:r>
-          </w:p>
-        </w:tc>
-      </w:tr>
-      <w:tr>
-        <w:tc>
-          <w:tcPr>
-            <w:tcW w:type="dxa" w:w="5040"/>
-          </w:tcPr>
-          <w:p>
-            <w:r>
-              <w:t>Footer</w:t>
-            </w:r>
-          </w:p>
-        </w:tc>
-        <w:tc>
-          <w:tcPr>
-            <w:tcW w:type="dxa" w:w="5040"/>
-          </w:tcPr>
-          <w:p>
-            <w:r>
-              <w:t>Address, brand, newsletter reference, founder quote/person, phone/email, copy feedback, social links, legal links, ordered navigation, copyright template, wordmark, approved motion preset. Year substitution is a safe template variable, not executable code.</w:t>
-            </w:r>
-          </w:p>
-        </w:tc>
-      </w:tr>
-      <w:tr>
-        <w:tc>
-          <w:tcPr>
-            <w:tcW w:type="dxa" w:w="5040"/>
-          </w:tcPr>
-          <w:p>
-            <w:r>
-              <w:t>Listing pages</w:t>
-            </w:r>
-          </w:p>
-        </w:tc>
-        <w:tc>
-          <w:tcPr>
-            <w:tcW w:type="dxa" w:w="5040"/>
-          </w:tcPr>
-          <w:p>
-            <w:r>
-              <w:t>Services/cases/insights/about intros and metadata; sort/pagination/category-filter labels and empty states; featured selection; card content comes from records. Validate URL filters against category IDs and preserve shareable query strings.</w:t>
-            </w:r>
-          </w:p>
-        </w:tc>
-      </w:tr>
-      <w:tr>
-        <w:tc>
-          <w:tcPr>
-            <w:tcW w:type="dxa" w:w="5040"/>
-          </w:tcPr>
-          <w:p>
-            <w:r>
-              <w:t>Detail pages</w:t>
-            </w:r>
-          </w:p>
-        </w:tc>
-        <w:tc>
-          <w:tcPr>
-            <w:tcW w:type="dxa" w:w="5040"/>
-          </w:tcPr>
-          <w:p>
-            <w:r>
-              <w:t>Service narrative, deliverables, related cases and CTA; case challenge/solution/results/client metadata/testimonial/services; insight title/cover/date/author/category/body; team bio/socials; legal title/body/effective date/version. Add approved structured rich-text blocks, not raw HTML.</w:t>
-            </w:r>
-          </w:p>
-        </w:tc>
-      </w:tr>
-      <w:tr>
-        <w:tc>
-          <w:tcPr>
-            <w:tcW w:type="dxa" w:w="5040"/>
-          </w:tcPr>
-          <w:p>
-            <w:r>
-              <w:t>System content and SEO</w:t>
-            </w:r>
-          </w:p>
-        </w:tc>
-        <w:tc>
-          <w:tcPr>
-            <w:tcW w:type="dxa" w:w="5040"/>
-          </w:tcPr>
-          <w:p>
-            <w:r>
-              <w:t>404 heading/copy/actions, unavailable states, image alt text, screen-reader labels, cookie/privacy copy if introduced, document titles/descriptions, OG image, canonical path, robots controls, sitemap inclusion and redirect rules. Never place personal form submissions in public content.</w:t>
+              <w:t>Keep tabbed FAQ, accordion semantics, image-led article cards and full contact panel. Adapt all business labels. Preserve consent, honeypot, prehydration safety, validation, loading and honest delivery failures.</w:t>
             </w:r>
           </w:p>
         </w:tc>
@@ -768,12 +647,124 @@
         <w:pStyle w:val="Heading1"/>
       </w:pPr>
       <w:r>
-        <w:t>5. Database and versioning blueprint</w:t>
+        <w:t>4. Canonical route inventory and legacy behavior</w:t>
+      </w:r>
+    </w:p>
+    <w:p>
+      <w:pPr>
+        <w:pStyle w:val="ListBullet"/>
+      </w:pPr>
+      <w:r>
+        <w:t>/; /about-us; /about-us/awards; /about-us/certificates; /about-us/our-clients; /about-us/testimonials.</w:t>
+      </w:r>
+    </w:p>
+    <w:p>
+      <w:pPr>
+        <w:pStyle w:val="ListBullet"/>
+      </w:pPr>
+      <w:r>
+        <w:t>/services and /services/[slug] for all nine services, using lowercase hyphenated slugs defined in content.ts.</w:t>
+      </w:r>
+    </w:p>
+    <w:p>
+      <w:pPr>
+        <w:pStyle w:val="ListBullet"/>
+      </w:pPr>
+      <w:r>
+        <w:t>/online-services; /newsletters; /blog; /blog/[slug]; /contact-us; /privacy-policy; /terms-of-service; /disclaimer.</w:t>
+      </w:r>
+    </w:p>
+    <w:p>
+      <w:pPr>
+        <w:pStyle w:val="ListBullet"/>
+      </w:pPr>
+      <w:r>
+        <w:t>Legacy /about -&gt; /about-us; /contact -&gt; /contact-us with encoded service query retained; /insights -&gt; /blog; /cases -&gt; /about-us/our-clients. Fictional case detail slugs return 404 instead of misrepresenting Ghanchi clients.</w:t>
+      </w:r>
+    </w:p>
+    <w:p>
+      <w:pPr>
+        <w:pStyle w:val="ListBullet"/>
+      </w:pPr>
+      <w:r>
+        <w:t>Legacy root /awards, /certificates, /our-clients and /testimonials redirect to About subpages. /blog-post redirects to /blog; known root service and article slugs redirect to canonical content. Unknown slugs return 404.</w:t>
+      </w:r>
+    </w:p>
+    <w:p>
+      <w:pPr>
+        <w:pStyle w:val="ListBullet"/>
+      </w:pPr>
+      <w:r>
+        <w:t>SITE_URL controls metadataBase and sitemap origin. Without SITE_URL, robots disallows indexing for preview. Do not enable production crawling until legal/content/integration approval. Add canonical metadata for any remaining per-record routes and verify host redirects at deployment.</w:t>
+      </w:r>
+    </w:p>
+    <w:p>
+      <w:pPr>
+        <w:pStyle w:val="Heading1"/>
+      </w:pPr>
+      <w:r>
+        <w:t>5. Architecture: typed server-side content delivery</w:t>
       </w:r>
     </w:p>
     <w:p>
       <w:r>
-        <w:t>For a lightweight but site-wide CMS, use a shared document/revision core with discriminated typed payloads rather than one unvalidated settings blob. Keep relationship rows relational and indexed. The following tables are a blueprint: produce reviewed SQL migrations and generated database types before use.</w:t>
+        <w:t>Strapi runs as a separate application and administrator interface. Next.js remains the public frontend. Use Strapi 5 REST API with explicit fields, bounded pagination and relation population. GraphQL is optional, not needed by default. Strapi 5 uses documentId and flattened response fields; do not copy Strapi 4 data.attributes adapters.</w:t>
+      </w:r>
+    </w:p>
+    <w:p>
+      <w:pPr>
+        <w:pStyle w:val="ListBullet"/>
+      </w:pPr>
+      <w:r>
+        <w:t>Define ContentRepository methods: getSiteSettings, getNavigation, getHomepage, getPageByPath, listServices, getServiceBySlug, listArticles, getArticleBySlug, listTestimonials, listNewsletters, getFooter and getContactSettings. Provide local and Strapi adapters returning identical domain types.</w:t>
+      </w:r>
+    </w:p>
+    <w:p>
+      <w:pPr>
+        <w:pStyle w:val="ListBullet"/>
+      </w:pPr>
+      <w:r>
+        <w:t>Introduce a server-only module for STRAPI_URL and STRAPI_READ_TOKEN. Fetch published status by default. Never expose tokens via NEXT_PUBLIC variables or import the repository into client modules.</w:t>
+      </w:r>
+    </w:p>
+    <w:p>
+      <w:pPr>
+        <w:pStyle w:val="ListBullet"/>
+      </w:pPr>
+      <w:r>
+        <w:t>Refactor current client components to accept serialized props from Server Components. Today they import content.ts directly, which bundles collections. Do not claim the CMS is connected until those imports have been replaced and tested.</w:t>
+      </w:r>
+    </w:p>
+    <w:p>
+      <w:pPr>
+        <w:pStyle w:val="ListBullet"/>
+      </w:pPr>
+      <w:r>
+        <w:t>Validate API responses at the adapter boundary: required fields, unique slugs, date formats, enum values, URL schemes/hosts, media dimensions, references and section limits. Fail closed on unknown __component IDs. Render approved safe empty states for optional missing records; do not silently substitute fictional content.</w:t>
+      </w:r>
+    </w:p>
+    <w:p>
+      <w:pPr>
+        <w:pStyle w:val="ListBullet"/>
+      </w:pPr>
+      <w:r>
+        <w:t>Fetch shared settings/navigation once per render with request memoization. Use Next.js cache tags for site, navigation, homepage, service:slug, article:slug and galleries. Define the cache APIs for the installed Next.js release rather than assuming older revalidateTag signatures.</w:t>
+      </w:r>
+    </w:p>
+    <w:p>
+      <w:pPr>
+        <w:pStyle w:val="ListBullet"/>
+      </w:pPr>
+      <w:r>
+        <w:t>If Strapi is down, serve the last valid published cache where available and surface operational alerts. Never expose draft content as a fallback. Explicit development mode may use local seed data; production must not silently switch adapters.</w:t>
+      </w:r>
+    </w:p>
+    <w:p>
+      <w:pPr>
+        <w:pStyle w:val="Heading1"/>
+      </w:pPr>
+      <w:r>
+        <w:t>6. Strapi single types: complete field model</w:t>
       </w:r>
     </w:p>
     <w:tbl>
@@ -803,7 +794,7 @@
           </w:tcPr>
           <w:p>
             <w:r>
-              <w:t>Implementation requirements</w:t>
+              <w:t>Requirements</w:t>
             </w:r>
           </w:p>
         </w:tc>
@@ -815,7 +806,7 @@
           </w:tcPr>
           <w:p>
             <w:r>
-              <w:t>cms_members</w:t>
+              <w:t>Site Settings</w:t>
             </w:r>
           </w:p>
         </w:tc>
@@ -825,7 +816,7 @@
           </w:tcPr>
           <w:p>
             <w:r>
-              <w:t>user_id UUID FK auth.users; role enum owner/publisher/editor/viewer; active; created_at. Only owner-controlled invitations and role changes. A profile display name does not confer a role.</w:t>
+              <w:t>siteName required string(100); logo media image; logoAlt string(180); wordmark string(40); locale enum en-IN; canonicalBaseUrl HTTPS; defaultSEO component; socialLinks repeatable link; legalDisclaimer text(2000); approvedTheme enum mint-cream; favicon media. Theme tokens are owner-only bounded settings, not arbitrary CSS.</w:t>
             </w:r>
           </w:p>
         </w:tc>
@@ -837,7 +828,7 @@
           </w:tcPr>
           <w:p>
             <w:r>
-              <w:t>cms_documents</w:t>
+              <w:t>Navigation</w:t>
             </w:r>
           </w:p>
         </w:tc>
@@ -847,7 +838,7 @@
           </w:tcPr>
           <w:p>
             <w:r>
-              <w:t>id UUID; kind enum; stable_key; slug where routable; locale default en; draft_revision_id; version integer; archived_at; created_by/updated_by; timestamps. Unique kind+stable_key and appropriate route/locale constraints. Never use array position as identity.</w:t>
+              <w:t>items repeatable navigation-item, max 8; each has stable key, label(40), internal path or external link, enabled boolean, children max 16 and one nested level only. Order is editorial. Include mobile CTA, header contact CTA, optional advisor relationship, skip-link label. Validate links and unique keys before publishing.</w:t>
             </w:r>
           </w:p>
         </w:tc>
@@ -859,7 +850,7 @@
           </w:tcPr>
           <w:p>
             <w:r>
-              <w:t>cms_revisions</w:t>
+              <w:t>Homepage</w:t>
             </w:r>
           </w:p>
         </w:tc>
@@ -869,7 +860,7 @@
           </w:tcPr>
           <w:p>
             <w:r>
-              <w:t>id UUID; document_id FK; schema_version; payload JSONB; revision_number; created_by; created_at; change_note; checksum. Immutable after creation. Runtime schema depends on document kind and schema_version. Index document_id and revision_number.</w:t>
+              <w:t>title; SEO; required intro-scene component containing hero, statement and comparison; body dynamic zone allowlisted sections in approved order; relation picks and enabled states. Intro scene cannot be split/reordered. Required contact path and no duplicate H1. Initial section order matches frontend mapping.</w:t>
             </w:r>
           </w:p>
         </w:tc>
@@ -881,7 +872,7 @@
           </w:tcPr>
           <w:p>
             <w:r>
-              <w:t>cms_document_references</w:t>
+              <w:t>Contact Settings</w:t>
             </w:r>
           </w:p>
         </w:tc>
@@ -891,7 +882,7 @@
           </w:tcPr>
           <w:p>
             <w:r>
-              <w:t>revision_id FK; field_path; target_document_id FK; position; relationship_type. Validate allowed target kinds, archive restrictions and cyclic dependencies. Compile exact referenced revisions into a release so later draft edits cannot change a published page.</w:t>
+              <w:t>heading lines, introduction, benefit list, testimonial relation, phone/email/address components, form labels/help text, submit/loading/success/error labels, service picklist relation, consent copy/link, privacy warning, statistic relations. Required fields and security validation remain code-defined; editors cannot disable consent or honeypot.</w:t>
             </w:r>
           </w:p>
         </w:tc>
@@ -903,7 +894,7 @@
           </w:tcPr>
           <w:p>
             <w:r>
-              <w:t>cms_media_assets</w:t>
+              <w:t>Footer Settings</w:t>
             </w:r>
           </w:p>
         </w:tc>
@@ -913,187 +904,18 @@
           </w:tcPr>
           <w:p>
             <w:r>
-              <w:t>id UUID; Cloudinary asset_id/public_id/version/resource_type/delivery_type/format; width/height/bytes/duration; secure delivery metadata; poster/caption references; license/source; status; created_by; timestamps. Alt text and focal point may be usage-specific overrides.</w:t>
-            </w:r>
-          </w:p>
-        </w:tc>
-      </w:tr>
-      <w:tr>
-        <w:tc>
-          <w:tcPr>
-            <w:tcW w:type="dxa" w:w="5040"/>
-          </w:tcPr>
-          <w:p>
-            <w:r>
-              <w:t>cms_media_usage</w:t>
-            </w:r>
-          </w:p>
-        </w:tc>
-        <w:tc>
-          <w:tcPr>
-            <w:tcW w:type="dxa" w:w="5040"/>
-          </w:tcPr>
-          <w:p>
-            <w:r>
-              <w:t>revision_id; field_path; media_asset_id FK; crop/focal-point/alt overrides; decorative boolean. Index asset ID for where-used and deletion guards. Historical releases count as usage until their retention window expires.</w:t>
-            </w:r>
-          </w:p>
-        </w:tc>
-      </w:tr>
-      <w:tr>
-        <w:tc>
-          <w:tcPr>
-            <w:tcW w:type="dxa" w:w="5040"/>
-          </w:tcPr>
-          <w:p>
-            <w:r>
-              <w:t>cms_releases</w:t>
-            </w:r>
-          </w:p>
-        </w:tc>
-        <w:tc>
-          <w:tcPr>
-            <w:tcW w:type="dxa" w:w="5040"/>
-          </w:tcPr>
-          <w:p>
-            <w:r>
-              <w:t>id UUID; immutable compiled public_payload; dependency_manifest; checksum; schema_version; created_by; created_at; label. Exclude private/admin/PII fields. Store enough historical snapshots to support reviewed rollback.</w:t>
-            </w:r>
-          </w:p>
-        </w:tc>
-      </w:tr>
-      <w:tr>
-        <w:tc>
-          <w:tcPr>
-            <w:tcW w:type="dxa" w:w="5040"/>
-          </w:tcPr>
-          <w:p>
-            <w:r>
-              <w:t>cms_site_state</w:t>
-            </w:r>
-          </w:p>
-        </w:tc>
-        <w:tc>
-          <w:tcPr>
-            <w:tcW w:type="dxa" w:w="5040"/>
-          </w:tcPr>
-          <w:p>
-            <w:r>
-              <w:t>Singleton ID; active_release_id FK; version; updated_at. Only publisher/owner may switch the active release through a transaction. Scheduled releases belong in a private jobs table, not in the publicly selected active pointer.</w:t>
-            </w:r>
-          </w:p>
-        </w:tc>
-      </w:tr>
-      <w:tr>
-        <w:tc>
-          <w:tcPr>
-            <w:tcW w:type="dxa" w:w="5040"/>
-          </w:tcPr>
-          <w:p>
-            <w:r>
-              <w:t>cms_publish_jobs</w:t>
-            </w:r>
-          </w:p>
-        </w:tc>
-        <w:tc>
-          <w:tcPr>
-            <w:tcW w:type="dxa" w:w="5040"/>
-          </w:tcPr>
-          <w:p>
-            <w:r>
-              <w:t>Private scheduled timestamp, candidate release ID, status, retry count and failure message. Database transaction checks current authorization/dependencies and advances active pointer exactly once. Use unique idempotency keys.</w:t>
-            </w:r>
-          </w:p>
-        </w:tc>
-      </w:tr>
-      <w:tr>
-        <w:tc>
-          <w:tcPr>
-            <w:tcW w:type="dxa" w:w="5040"/>
-          </w:tcPr>
-          <w:p>
-            <w:r>
-              <w:t>cms_audit_events</w:t>
-            </w:r>
-          </w:p>
-        </w:tc>
-        <w:tc>
-          <w:tcPr>
-            <w:tcW w:type="dxa" w:w="5040"/>
-          </w:tcPr>
-          <w:p>
-            <w:r>
-              <w:t>Append-only actor, action, target, timestamp, request ID and redacted change summary. Editors cannot alter/delete audit records. No raw tokens, complete enquiry payloads or secrets in audit JSON.</w:t>
-            </w:r>
-          </w:p>
-        </w:tc>
-      </w:tr>
-      <w:tr>
-        <w:tc>
-          <w:tcPr>
-            <w:tcW w:type="dxa" w:w="5040"/>
-          </w:tcPr>
-          <w:p>
-            <w:r>
-              <w:t>cms_redirects</w:t>
-            </w:r>
-          </w:p>
-        </w:tc>
-        <w:tc>
-          <w:tcPr>
-            <w:tcW w:type="dxa" w:w="5040"/>
-          </w:tcPr>
-          <w:p>
-            <w:r>
-              <w:t>Source path, destination type/path, 301/308 status, enabled and release association. Validate no loops or route collisions. Restrict external destinations to owner-approved domains.</w:t>
-            </w:r>
-          </w:p>
-        </w:tc>
-      </w:tr>
-      <w:tr>
-        <w:tc>
-          <w:tcPr>
-            <w:tcW w:type="dxa" w:w="5040"/>
-          </w:tcPr>
-          <w:p>
-            <w:r>
-              <w:t>contact_enquiries / newsletter_requests</w:t>
-            </w:r>
-          </w:p>
-        </w:tc>
-        <w:tc>
-          <w:tcPr>
-            <w:tcW w:type="dxa" w:w="5040"/>
-          </w:tcPr>
-          <w:p>
-            <w:r>
-              <w:t>Separate private operational tables with strict grants and RLS; consent timestamp/version, delivery status and retention metadata. Optional scope requiring explicit approval. Never join these into published releases or expose anon SELECT.</w:t>
+              <w:t>newsletter heading/description, consent text and privacy link, contact statement, advisor relation, address, phone/email links, social link relations, legal page relations, navigation relation, wordmark, copyright business name and disclosure. Email-copy status labels editable; clipboard behavior stays in code.</w:t>
             </w:r>
           </w:p>
         </w:tc>
       </w:tr>
     </w:tbl>
     <w:p>
-      <w:r>
-        <w:t>Recommended document kinds: site_settings, navigation, page, service, case_study, insight, team_member, category, testimonial, pricing_plan, faq_category, faq_item, process_phase, client_logo, form_definition, motion_preset and legal_page. Page payloads contain ordered section instances with stable UUIDs, a registry type, enabled state, typed props, reference IDs and constrained presentation settings.</w:t>
-      </w:r>
-    </w:p>
-    <w:p>
-      <w:r>
-        <w:t>Use a discriminated union for every section. For example, hero props include heading segments, body, actions, media reference, trust references and featuredCaseId. A pricing section holds plan IDs, heading and defaultPlanId. A page cannot inject an unknown component name, arbitrary code, external script or unrestricted style object.</w:t>
-      </w:r>
-    </w:p>
-    <w:p>
       <w:pPr>
         <w:pStyle w:val="Heading1"/>
       </w:pPr>
       <w:r>
-        <w:t>6. Authentication, roles and security</w:t>
-      </w:r>
-    </w:p>
-    <w:p>
-      <w:r>
-        <w:t>Follow current Supabase Next.js SSR guidance using @supabase/ssr and separate browser/server clients. Use the Next.js 16 proxy convention for session refresh where appropriate. Verify identity server-side using getClaims or getUser as documented; do not authorize from the unvalidated user object returned by getSession. Check active membership and role for every sensitive operation, not just /admin navigation.</w:t>
+        <w:t>7. Strapi collection types and relationships</w:t>
       </w:r>
     </w:p>
     <w:tbl>
@@ -1123,7 +945,7 @@
           </w:tcPr>
           <w:p>
             <w:r>
-              <w:t>Implementation requirements</w:t>
+              <w:t>Requirements</w:t>
             </w:r>
           </w:p>
         </w:tc>
@@ -1135,7 +957,7 @@
           </w:tcPr>
           <w:p>
             <w:r>
-              <w:t>Viewer</w:t>
+              <w:t>Page</w:t>
             </w:r>
           </w:p>
         </w:tc>
@@ -1145,7 +967,7 @@
           </w:tcPr>
           <w:p>
             <w:r>
-              <w:t>Read drafts and preview; no saves, uploads, publish, role administration or enquiries unless separately authorized.</w:t>
+              <w:t>title string(120); slug UID unique; path unique internal path; template enum standard/about/gallery/clients; SEO; allowed sections dynamic zone; navigationTitle; enabled; sourceUrl; editorialReviewDate. Dynamic pages cannot shadow reserved API or legal routes.</w:t>
             </w:r>
           </w:p>
         </w:tc>
@@ -1157,7 +979,7 @@
           </w:tcPr>
           <w:p>
             <w:r>
-              <w:t>Editor</w:t>
+              <w:t>Service</w:t>
             </w:r>
           </w:p>
         </w:tc>
@@ -1167,7 +989,7 @@
           </w:tcPr>
           <w:p>
             <w:r>
-              <w:t>Create/edit drafts, reorder supported sections, upload approved media, request review. Cannot publish, change roles, alter delivery integrations or delete referenced assets.</w:t>
+              <w:t>title string(80); slug UID unique; shortDescription(140); longDescription(1400); body rich-text blocks; icon enum of existing lucide mappings; image media + alt/focal point; benefits repeatable string(120), 1..12; general testimonial relation (clearly not product-specific unless approved); relatedServices many-to-many; CTA link; sortOrder integer; sourceUrl; SEO.</w:t>
             </w:r>
           </w:p>
         </w:tc>
@@ -1179,7 +1001,7 @@
           </w:tcPr>
           <w:p>
             <w:r>
-              <w:t>Publisher</w:t>
+              <w:t>Advisor</w:t>
             </w:r>
           </w:p>
         </w:tc>
@@ -1189,7 +1011,7 @@
           </w:tcPr>
           <w:p>
             <w:r>
-              <w:t>Editor permissions plus publish/schedule/rollback after validation. Cannot promote users to owner or retrieve secret values.</w:t>
+              <w:t>name(100), role(100), slug UID, biography text(3000), headshot media with identity approval, social links, sortOrder, profileEnabled. No stock image may be attributed to an actual advisor. One founder record initially.</w:t>
             </w:r>
           </w:p>
         </w:tc>
@@ -1201,7 +1023,7 @@
           </w:tcPr>
           <w:p>
             <w:r>
-              <w:t>Owner</w:t>
+              <w:t>Testimonial</w:t>
             </w:r>
           </w:p>
         </w:tc>
@@ -1211,7 +1033,7 @@
           </w:tcPr>
           <w:p>
             <w:r>
-              <w:t>Invite/remove users, assign roles, manage approved integrations and sensitive design tokens. Require MFA for high-impact operations where supported and review stale sessions/revocation.</w:t>
+              <w:t>name(100), role/affiliation(180), location optional, quote text(2500), approvedExcerpt optional, portrait optional, sourceUrl required, consent/ownerApproval metadata, approved boolean, sortOrder. Preserve full quote; distinguish employment affiliation from endorsement.</w:t>
             </w:r>
           </w:p>
         </w:tc>
@@ -1223,7 +1045,7 @@
           </w:tcPr>
           <w:p>
             <w:r>
-              <w:t>Anonymous public visitor</w:t>
+              <w:t>Award and Certificate</w:t>
             </w:r>
           </w:p>
         </w:tc>
@@ -1233,233 +1055,238 @@
           </w:tcPr>
           <w:p>
             <w:r>
-              <w:t>Read only the currently active compiled release and approved public media. No drafts, historical/private releases, admin membership, audit events, enquiries or direct writes.</w:t>
+              <w:t>Separate collections: title(160), slug UID, image required, alt required, issuer optional, issueDate optional, expiryDate optional, description(1500), sourceUrl, archive flag, verificationState enum unreviewed/owner-approved. Do not invent missing issuer, dates or licence status. Show neutral labels until transcribed.</w:t>
+            </w:r>
+          </w:p>
+        </w:tc>
+      </w:tr>
+      <w:tr>
+        <w:tc>
+          <w:tcPr>
+            <w:tcW w:type="dxa" w:w="5040"/>
+          </w:tcPr>
+          <w:p>
+            <w:r>
+              <w:t>Client Reference</w:t>
+            </w:r>
+          </w:p>
+        </w:tc>
+        <w:tc>
+          <w:tcPr>
+            <w:tcW w:type="dxa" w:w="5040"/>
+          </w:tcPr>
+          <w:p>
+            <w:r>
+              <w:t>displayName, kind enum individual-affiliation/approved-corporate, description, location relation, logo optional with usage approval, consent evidence private, sortOrder, sourceUrl. Corporate-customer designation requires explicit approval, not inference from Our Clients logos.</w:t>
+            </w:r>
+          </w:p>
+        </w:tc>
+      </w:tr>
+      <w:tr>
+        <w:tc>
+          <w:tcPr>
+            <w:tcW w:type="dxa" w:w="5040"/>
+          </w:tcPr>
+          <w:p>
+            <w:r>
+              <w:t>Article</w:t>
+            </w:r>
+          </w:p>
+        </w:tc>
+        <w:tc>
+          <w:tcPr>
+            <w:tcW w:type="dxa" w:w="5040"/>
+          </w:tcPr>
+          <w:p>
+            <w:r>
+              <w:t>title(180), slug UID, excerpt(500), blocks, category relation, authorLabel or verified advisor relation, cover image/alt, originalPublicationDate, sourceUrl, adaptationNote, reviewDate, financialReviewStatus, SEO, featured boolean. Preserve historical dates; exclude spam. Original admin byline must not silently become founder authorship.</w:t>
+            </w:r>
+          </w:p>
+        </w:tc>
+      </w:tr>
+      <w:tr>
+        <w:tc>
+          <w:tcPr>
+            <w:tcW w:type="dxa" w:w="5040"/>
+          </w:tcPr>
+          <w:p>
+            <w:r>
+              <w:t>Category</w:t>
+            </w:r>
+          </w:p>
+        </w:tc>
+        <w:tc>
+          <w:tcPr>
+            <w:tcW w:type="dxa" w:w="5040"/>
+          </w:tcPr>
+          <w:p>
+            <w:r>
+              <w:t>name(60), slug UID unique, description(300), sortOrder. Empty category state supported.</w:t>
+            </w:r>
+          </w:p>
+        </w:tc>
+      </w:tr>
+      <w:tr>
+        <w:tc>
+          <w:tcPr>
+            <w:tcW w:type="dxa" w:w="5040"/>
+          </w:tcPr>
+          <w:p>
+            <w:r>
+              <w:t>Newsletter</w:t>
+            </w:r>
+          </w:p>
+        </w:tc>
+        <w:tc>
+          <w:tcPr>
+            <w:tcW w:type="dxa" w:w="5040"/>
+          </w:tcPr>
+          <w:p>
+            <w:r>
+              <w:t>title(140), slug UID, issueMonth YYYY-MM, cover image optional, providerUrl HTTPS allowlisted or PDF media, availability enum available/unavailable, unavailableReason, originalSourceUrl, sortOrder. Exactly one destination for available records. Latest relation resolved by issueMonth, never arbitrary array order.</w:t>
+            </w:r>
+          </w:p>
+        </w:tc>
+      </w:tr>
+      <w:tr>
+        <w:tc>
+          <w:tcPr>
+            <w:tcW w:type="dxa" w:w="5040"/>
+          </w:tcPr>
+          <w:p>
+            <w:r>
+              <w:t>Online Service</w:t>
+            </w:r>
+          </w:p>
+        </w:tc>
+        <w:tc>
+          <w:tcPr>
+            <w:tcW w:type="dxa" w:w="5040"/>
+          </w:tcPr>
+          <w:p>
+            <w:r>
+              <w:t>title(80), slug UID, description(300), destination safe link, providerName, type enum account/renewal/newsletter/app, opensNewTab boolean for external only, logo optional, enabled, sortOrder, verifiedAt optional, sourceUrl. No customer credentials stored in CMS.</w:t>
+            </w:r>
+          </w:p>
+        </w:tc>
+      </w:tr>
+      <w:tr>
+        <w:tc>
+          <w:tcPr>
+            <w:tcW w:type="dxa" w:w="5040"/>
+          </w:tcPr>
+          <w:p>
+            <w:r>
+              <w:t>Statistic</w:t>
+            </w:r>
+          </w:p>
+        </w:tc>
+        <w:tc>
+          <w:tcPr>
+            <w:tcW w:type="dxa" w:w="5040"/>
+          </w:tcPr>
+          <w:p>
+            <w:r>
+              <w:t>key UID, numericValue decimal, prefix/suffix(12), decimals integer 0..2, label(180), sourceUrl, asOfDate optional, ownerApproved boolean, format enum number/rating/year. Counter formatting and accessible labels derive from the same record.</w:t>
+            </w:r>
+          </w:p>
+        </w:tc>
+      </w:tr>
+      <w:tr>
+        <w:tc>
+          <w:tcPr>
+            <w:tcW w:type="dxa" w:w="5040"/>
+          </w:tcPr>
+          <w:p>
+            <w:r>
+              <w:t>FAQ</w:t>
+            </w:r>
+          </w:p>
+        </w:tc>
+        <w:tc>
+          <w:tcPr>
+            <w:tcW w:type="dxa" w:w="5040"/>
+          </w:tcPr>
+          <w:p>
+            <w:r>
+              <w:t>question(180), answer blocks/text(2500), category enum General/Planning/Protection/Online Services, sortOrder, published boolean through Draft &amp; Publish. Stable IDs drive ARIA connections.</w:t>
+            </w:r>
+          </w:p>
+        </w:tc>
+      </w:tr>
+      <w:tr>
+        <w:tc>
+          <w:tcPr>
+            <w:tcW w:type="dxa" w:w="5040"/>
+          </w:tcPr>
+          <w:p>
+            <w:r>
+              <w:t>Legal Page</w:t>
+            </w:r>
+          </w:p>
+        </w:tc>
+        <w:tc>
+          <w:tcPr>
+            <w:tcW w:type="dxa" w:w="5040"/>
+          </w:tcPr>
+          <w:p>
+            <w:r>
+              <w:t>title, slug enum privacy-policy/terms-of-service/disclaimer, body blocks, effectiveDate optional, approvalStatus, approvedBy private, SEO noindex until approved. Publish gate must prevent draft legal text becoming approved merely by changing a date.</w:t>
+            </w:r>
+          </w:p>
+        </w:tc>
+      </w:tr>
+      <w:tr>
+        <w:tc>
+          <w:tcPr>
+            <w:tcW w:type="dxa" w:w="5040"/>
+          </w:tcPr>
+          <w:p>
+            <w:r>
+              <w:t>Client Location</w:t>
+            </w:r>
+          </w:p>
+        </w:tc>
+        <w:tc>
+          <w:tcPr>
+            <w:tcW w:type="dxa" w:w="5040"/>
+          </w:tcPr>
+          <w:p>
+            <w:r>
+              <w:t>name(60), countryCode optional, sourceUrl, approved boolean, sortOrder. Initially India, UAE, USA only. No personal addresses.</w:t>
+            </w:r>
+          </w:p>
+        </w:tc>
+      </w:tr>
+      <w:tr>
+        <w:tc>
+          <w:tcPr>
+            <w:tcW w:type="dxa" w:w="5040"/>
+          </w:tcPr>
+          <w:p>
+            <w:r>
+              <w:t>Media metadata</w:t>
+            </w:r>
+          </w:p>
+        </w:tc>
+        <w:tc>
+          <w:tcPr>
+            <w:tcW w:type="dxa" w:w="5040"/>
+          </w:tcPr>
+          <w:p>
+            <w:r>
+              <w:t>Use Media Library files plus alt/caption, focalX/Y numbers 0..100, source/rights record, identity consent flag when depicting a named person, original filename, width/height. Keep source provenance separate from public caption.</w:t>
             </w:r>
           </w:p>
         </w:tc>
       </w:tr>
     </w:tbl>
     <w:p>
-      <w:r>
-        <w:t>Enable RLS on every exposed table and explicitly set least-privilege grants. Do not assume enabling RLS revokes grants. Anonymous access to cms_releases must be limited to the active pointer, not every historical release. Test both anon and authenticated nonmember access; authenticated does not mean CMS staff. Keep helper authorization functions narrowly scoped, schema-qualified and protected against search_path injection if SECURITY DEFINER is unavoidable.</w:t>
-      </w:r>
-    </w:p>
-    <w:p>
-      <w:r>
-        <w:t>Prefer session-scoped operations so RLS enforces staff authorization. Server-only elevated credentials bypass RLS; isolate them to explicitly authorized administrative/background tasks. Never ship Supabase secret/service-role keys or Cloudinary API secrets in NEXT_PUBLIC variables, compiled JS, uploaded documents, logs or CMS payloads.</w:t>
-      </w:r>
-    </w:p>
-    <w:p>
-      <w:r>
-        <w:t>Protect mutation routes against CSRF with same-origin checks and validated server-side sessions; use secure cookie options and route-level permissions. Rate-limit login, signatures, publish and public submissions. Validate sizes, enum values and references on the server. Escape plain text and sanitize allowed rich-text marks/links. Reject javascript:, data: executable content and arbitrary iframe/embed hosts. Do not fetch editor-supplied remote URLs server-side without strict SSRF protections.</w:t>
-      </w:r>
-    </w:p>
-    <w:p>
       <w:pPr>
         <w:pStyle w:val="Heading1"/>
       </w:pPr>
       <w:r>
-        <w:t>7. Cloudinary media pipeline</w:t>
-      </w:r>
-    </w:p>
-    <w:p>
-      <w:r>
-        <w:t>Use authenticated, signed direct uploads. An authorized editor requests a short-lived signature from an application route. The route validates the intended resource type, environment folder/prefix, size and format policy and signs only allowlisted parameters. The browser uploads directly to Cloudinary so large videos do not pass through a Next.js request body.</w:t>
-      </w:r>
-    </w:p>
-    <w:p>
-      <w:pPr>
-        <w:pStyle w:val="ListBullet"/>
-      </w:pPr>
-      <w:r>
-        <w:t>Do not trust a browser-supplied upload result as proof of ownership. Verify the returned signature and/or retrieve canonical asset metadata server-side using Cloudinary’s supported SDK. Confirm cloud/environment, resource type, public ID, size, format and ownership before marking an asset ready.</w:t>
-      </w:r>
-    </w:p>
-    <w:p>
-      <w:pPr>
-        <w:pStyle w:val="ListBullet"/>
-      </w:pPr>
-      <w:r>
-        <w:t>Use immutable asset identifiers/versioned URLs. Replacement creates a new asset/version, updates a draft media reference and publishes normally. Do not overwrite a media asset used by a live or retained release without a reviewed versioning strategy.</w:t>
-      </w:r>
-    </w:p>
-    <w:p>
-      <w:pPr>
-        <w:pStyle w:val="ListBullet"/>
-      </w:pPr>
-      <w:r>
-        <w:t>Restrict images to approved safe formats and dimensions; treat SVG as trusted/sanitized or disallow editor SVG uploads. For video, bound size, duration, codec, aspect ratio and transformation costs. Support resumable/chunked upload according to the current Cloudinary SDK.</w:t>
-      </w:r>
-    </w:p>
-    <w:p>
-      <w:pPr>
-        <w:pStyle w:val="ListBullet"/>
-      </w:pPr>
-      <w:r>
-        <w:t>Store resource metadata, not base64 binaries or arbitrary transformed URLs in every document. Generate URLs with an allowlisted delivery helper: responsive widths, approved crop/focal point, quality and format policy. Keep image and video transformation rules distinct.</w:t>
-      </w:r>
-    </w:p>
-    <w:p>
-      <w:pPr>
-        <w:pStyle w:val="ListBullet"/>
-      </w:pPr>
-      <w:r>
-        <w:t>Hero video requires a poster, muted autoplay, playsInline, a static reduced-motion fallback and appropriate loading priorities. Process videos require controls, captions/transcript where applicable and pause/reset on modal close. Defer offscreen video loading.</w:t>
-      </w:r>
-    </w:p>
-    <w:p>
-      <w:pPr>
-        <w:pStyle w:val="ListBullet"/>
-      </w:pPr>
-      <w:r>
-        <w:t>Draft text protection does not automatically make Cloudinary public assets private. Use authenticated/private delivery or approved signed delivery for genuinely confidential draft media. Never promise unpublished media secrecy with public URLs.</w:t>
-      </w:r>
-    </w:p>
-    <w:p>
-      <w:pPr>
-        <w:pStyle w:val="ListBullet"/>
-      </w:pPr>
-      <w:r>
-        <w:t>The media library must support search, tags, type, dimensions, preview, alt/decorative fields, captions, crop/focal controls, upload progress, failed/retry state and a where-used report. Confirm deletion explicitly and block hard deletion while a published or retained revision references the asset.</w:t>
-      </w:r>
-    </w:p>
-    <w:p>
-      <w:pPr>
-        <w:pStyle w:val="ListBullet"/>
-      </w:pPr>
-      <w:r>
-        <w:t>Verify webhook signatures using the current provider SDK, reject replay/expired events as supported, and process idempotently. Upload and transformation status must be reconciled server-side; never accept arbitrary public IDs for deletion.</w:t>
-      </w:r>
-    </w:p>
-    <w:p>
-      <w:pPr>
-        <w:pStyle w:val="Heading1"/>
-      </w:pPr>
-      <w:r>
-        <w:t>8. Publishing, preview, revisions and cache</w:t>
-      </w:r>
-    </w:p>
-    <w:p>
-      <w:r>
-        <w:t>Saving a draft creates a new immutable revision and updates draft_revision_id using optimistic concurrency. The client sends the expected document version. If another editor saved first, return a conflict, preserve both edits and offer compare/merge rather than silently overwriting.</w:t>
-      </w:r>
-    </w:p>
-    <w:p>
-      <w:r>
-        <w:t>Publish flow: authorize publisher; freeze candidate revision IDs; validate the entire dependency graph, links, media readiness, consent requirements, SEO and schemas; compile a public-only release; in one database transaction insert release and atomically compare-and-swap active_release_id; record audit; after commit invalidate affected public caches. Failed validation or transaction leaves the previous release intact.</w:t>
-      </w:r>
-    </w:p>
-    <w:p>
-      <w:r>
-        <w:t>Read the active release pointer once per request/render and resolve every component from that immutable snapshot. This prevents a new header, old page and mismatched plan list appearing together. If cache invalidation fails after commit, retry idempotently and surface operational status; do not claim publish failed and roll content back blindly.</w:t>
-      </w:r>
-    </w:p>
-    <w:p>
-      <w:r>
-        <w:t>Use the current Next.js 16 cache APIs supported by this installed version. Separate public published reads from session/draft reads; never cache a response carrying authentication cookies for shared use. Invalidate route/tag dependencies including listings, linked case/service pages, sitemap and metadata. New slugs must render after publish without requiring a full build; verify dynamic route and generateStaticParams behavior.</w:t>
-      </w:r>
-    </w:p>
-    <w:p>
-      <w:r>
-        <w:t>Preview uses an authenticated, uncached server path or short-lived signed preview token with scope, expiry and revocation. Return noindex/noarchive and no-store, visibly mark the preview, and implement a reliable exit-preview action. Never put a service key or raw session token in a share URL.</w:t>
-      </w:r>
-    </w:p>
-    <w:p>
-      <w:r>
-        <w:t>Scheduling stores a candidate immutable release and timezone-aware UTC timestamp. The publishing worker uses a lock/idempotency key, validates authorization and dependencies again, records retries and reports failure. Rollback points to a validated retained release transactionally and invalidates caches; it does not rewrite history or destroy later drafts.</w:t>
-      </w:r>
-    </w:p>
-    <w:p>
-      <w:pPr>
-        <w:pStyle w:val="Heading1"/>
-      </w:pPr>
-      <w:r>
-        <w:t>9. Admin editor workflows</w:t>
-      </w:r>
-    </w:p>
-    <w:p>
-      <w:pPr>
-        <w:pStyle w:val="ListBullet"/>
-      </w:pPr>
-      <w:r>
-        <w:t>Dashboard: published release, pending review, recent activity, broken-link/media warnings, scheduled releases and integration health. State clearly whether an action saved a draft or changed the public site.</w:t>
-      </w:r>
-    </w:p>
-    <w:p>
-      <w:pPr>
-        <w:pStyle w:val="ListBullet"/>
-      </w:pPr>
-      <w:r>
-        <w:t>Pages: choose a route, edit SEO, inspect an ordered outline, add supported sections, reorder by drag-and-drop AND keyboard buttons, duplicate with new instance IDs, hide/unhide, select approved variants and preview at all four target widths.</w:t>
-      </w:r>
-    </w:p>
-    <w:p>
-      <w:pPr>
-        <w:pStyle w:val="ListBullet"/>
-      </w:pPr>
-      <w:r>
-        <w:t>Inline content: use text controls for copy and structured headings. Let editors choose limited emphasis and responsive line-break hints. Expose character-count warnings and visual previews, not rigid truncation that destroys meaning.</w:t>
-      </w:r>
-    </w:p>
-    <w:p>
-      <w:pPr>
-        <w:pStyle w:val="ListBullet"/>
-      </w:pPr>
-      <w:r>
-        <w:t>Collections: searchable/filterable service, case, insight, team, category, testimonial, FAQ and pricing lists. Forms expose all fields, relationships, order, preview, draft/published indicators and where-used impact. Archive by default; enforce explicit confirmation and reference checks for deletion.</w:t>
-      </w:r>
-    </w:p>
-    <w:p>
-      <w:pPr>
-        <w:pStyle w:val="ListBullet"/>
-      </w:pPr>
-      <w:r>
-        <w:t>Rich text: support approved paragraphs, headings, lists, links, quotes, images, captions and video blocks. Validate heading hierarchy and link targets. Sanitize paste, preserve undo/redo and keep output deterministic across server/client rendering.</w:t>
-      </w:r>
-    </w:p>
-    <w:p>
-      <w:pPr>
-        <w:pStyle w:val="ListBullet"/>
-      </w:pPr>
-      <w:r>
-        <w:t>Global settings: edit desktop/mobile/footer navigation, contact details, social links, brand assets, UI messages and approved tokens. Show all pages affected by a global change before publish.</w:t>
-      </w:r>
-    </w:p>
-    <w:p>
-      <w:pPr>
-        <w:pStyle w:val="ListBullet"/>
-      </w:pPr>
-      <w:r>
-        <w:t>Forms: edit labels, option sources, required rules within policy, validation messages and destination identifier. Show delivery health but never reveal webhook secrets. Persist field IDs so analytics and submitted historical records remain interpretable.</w:t>
-      </w:r>
-    </w:p>
-    <w:p>
-      <w:pPr>
-        <w:pStyle w:val="ListBullet"/>
-      </w:pPr>
-      <w:r>
-        <w:t>Review: show revision diff, affected URLs, validation results and media changes. Support review notes, approval, scheduled publish and rollback. Require reauthentication/MFA for owner and high-impact operations as designed.</w:t>
-      </w:r>
-    </w:p>
-    <w:p>
-      <w:pPr>
-        <w:pStyle w:val="ListBullet"/>
-      </w:pPr>
-      <w:r>
-        <w:t>Editor resilience: dirty-state warning, debounced autosave only to drafts, conflict handling, retryable uploads, keyboard navigation, accessible labels and clear loading/error states. Do not add complex real-time collaborative editing in the initial lightweight scope.</w:t>
-      </w:r>
-    </w:p>
-    <w:p>
-      <w:pPr>
-        <w:pStyle w:val="Heading1"/>
-      </w:pPr>
-      <w:r>
-        <w:t>10. Motion must remain data-driven but code-controlled</w:t>
-      </w:r>
-    </w:p>
-    <w:p>
-      <w:r>
-        <w:t>Keep animation algorithms in tested components. Store approved preset IDs and bounded parameters, not Motion expressions or event-handler source. Editors can configure content, select supported behavior, set enabled states and tune safe timing within owner-approved limits. Breakpoints and CSS tokens remain versioned schema contracts.</w:t>
+        <w:t>8. Reusable components and validation boundaries</w:t>
       </w:r>
     </w:p>
     <w:tbl>
@@ -1489,7 +1316,7 @@
           </w:tcPr>
           <w:p>
             <w:r>
-              <w:t>Implementation requirements</w:t>
+              <w:t>Requirements</w:t>
             </w:r>
           </w:p>
         </w:tc>
@@ -1501,7 +1328,7 @@
           </w:tcPr>
           <w:p>
             <w:r>
-              <w:t>Hero entrance</w:t>
+              <w:t>seo.metadata</w:t>
             </w:r>
           </w:p>
         </w:tc>
@@ -1511,7 +1338,7 @@
           </w:tcPr>
           <w:p>
             <w:r>
-              <w:t>Preserve centered image expansion and image counter-zoom, staggered word blur/opacity/translation, delayed description/actions/trust reveal. Hero overlay default is 0.4. Keep preload priority on the selected poster/image and avoid layout shift while fonts load.</w:t>
+              <w:t>metaTitle &lt;=60 recommended; metaDescription &lt;=160 recommended; canonical internal path only; OG image; noindex boolean; social title/description overrides. Render plain text and generated metadata, not scripts supplied by editors.</w:t>
             </w:r>
           </w:p>
         </w:tc>
@@ -1523,7 +1350,7 @@
           </w:tcPr>
           <w:p>
             <w:r>
-              <w:t>Pinned introduction</w:t>
+              <w:t>shared.link</w:t>
             </w:r>
           </w:p>
         </w:tc>
@@ -1533,7 +1360,7 @@
           </w:tcPr>
           <w:p>
             <w:r>
-              <w:t>Keep hero sticky, then separate sticky statement, one viewport scroll space, then comparison in the same clipped intro group. Current measured target: desktop 1000px viewport -&gt; comparison begins around 3000px; mobile hero height is content-driven. Do not hardcode one total page height for every viewport.</w:t>
+              <w:t>label required; kind enum internal/external/email/phone/anchor; destination; optional relation; newTab for external; ariaLabel optional. Validate each kind: internal must begin with a single slash, reject backslashes/control chars and protocol-relative URLs; HTTPS external; constrained mailto/tel; no javascript/data/file URLs.</w:t>
             </w:r>
           </w:p>
         </w:tc>
@@ -1545,7 +1372,7 @@
           </w:tcPr>
           <w:p>
             <w:r>
-              <w:t>Hero scroll</w:t>
+              <w:t>shared.media</w:t>
             </w:r>
           </w:p>
         </w:tc>
@@ -1555,7 +1382,7 @@
           </w:tcPr>
           <w:p>
             <w:r>
-              <w:t>Foreground displacement follows approximately -1.75 times scroll on desktop/tablet and -0.75 on narrow mobile. Scene scale rises from 1 to 1.4 as the hero end moves from viewport center to top. Blur overlay enters around hero-end at 60% to 50% viewport. Measure untransformed layout; sticky offsetTop can change while scrolling.</w:t>
+              <w:t>Image or video media relation; alt required except decorative; caption; focal point; approved aspect preset; video poster; captions file; real duration. Validate image MIME and actual bytes, file size/dimensions, malware scan documents. SVG must be sanitized or disallowed.</w:t>
             </w:r>
           </w:p>
         </w:tc>
@@ -1567,7 +1394,7 @@
           </w:tcPr>
           <w:p>
             <w:r>
-              <w:t>Statement reveal</w:t>
+              <w:t>shared.motion</w:t>
             </w:r>
           </w:p>
         </w:tc>
@@ -1577,7 +1404,7 @@
           </w:tcPr>
           <w:p>
             <w:r>
-              <w:t>Reveal words progressively from 5px blur/zero opacity to sharp/opaque. Timing differs on mobile. Derive word count and schedule from content; editing sentence length must not leave words permanently hidden. Preserve complete accessible text and restore all content in reduced motion.</w:t>
+              <w:t>Preset enum none/reveal/accordion/hero-scene/footer-scene. Optional delay 0..0.6 seconds, ticker speed bounded and layout preset allowlisted. Reduced motion always overrides settings. No arbitrary transforms, JS, CSS, easing code or timeline scripts.</w:t>
             </w:r>
           </w:p>
         </w:tc>
@@ -1589,7 +1416,7 @@
           </w:tcPr>
           <w:p>
             <w:r>
-              <w:t>Comparison</w:t>
+              <w:t>shared.rich-text</w:t>
             </w:r>
           </w:p>
         </w:tc>
@@ -1599,7 +1426,7 @@
           </w:tcPr>
           <w:p>
             <w:r>
-              <w:t>Heading lines separate sideways; before card becomes centered; after card enters and before becomes subdued. Maintain a static stacked readable layout where the mobile reference does so. Scene groups cannot be arbitrarily split/reordered.</w:t>
+              <w:t>Typed headings, paragraphs, lists, emphasis and safe links. Validate heading hierarchy. Sanitize at input and render using React elements; never pass untrusted HTML to dangerouslySetInnerHTML. Disable arbitrary embeds and iframes.</w:t>
             </w:r>
           </w:p>
         </w:tc>
@@ -1611,7 +1438,7 @@
           </w:tcPr>
           <w:p>
             <w:r>
-              <w:t>Footer transition</w:t>
+              <w:t>shared.provenance</w:t>
             </w:r>
           </w:p>
         </w:tc>
@@ -1621,7 +1448,7 @@
           </w:tcPr>
           <w:p>
             <w:r>
-              <w:t>Measured desktop/tablet: 600px mint circle expands 1x to 10x between footer start entering viewport and footer end reaching viewport bottom. Footer card scales 0.85 to 1 over the same range. Preserve reverse scrolling and clipping so the circle cannot widen the document. Narrow mobile and reduced motion omit this wipe.</w:t>
+              <w:t>sourceUrl, sourceDate optional, reviewedAt, reviewedBy private, approvalState, notes private. Financial claims and identity-bearing media require owner review.</w:t>
             </w:r>
           </w:p>
         </w:tc>
@@ -1633,7 +1460,7 @@
           </w:tcPr>
           <w:p>
             <w:r>
-              <w:t>Footer interactions</w:t>
+              <w:t>shared.action</w:t>
             </w:r>
           </w:p>
         </w:tc>
@@ -1643,90 +1470,18 @@
           </w:tcPr>
           <w:p>
             <w:r>
-              <w:t>Navigation text transitions vertically with rotation/scale into mint hover pills; social icons swap similarly. Keyboard focus gets equivalent treatment. Copy-email has success and permission-denied feedback; timer cleanup on unmount.</w:t>
-            </w:r>
-          </w:p>
-        </w:tc>
-      </w:tr>
-      <w:tr>
-        <w:tc>
-          <w:tcPr>
-            <w:tcW w:type="dxa" w:w="5040"/>
-          </w:tcPr>
-          <w:p>
-            <w:r>
-              <w:t>Shared motion</w:t>
-            </w:r>
-          </w:p>
-        </w:tc>
-        <w:tc>
-          <w:tcPr>
-            <w:tcW w:type="dxa" w:w="5040"/>
-          </w:tcPr>
-          <w:p>
-            <w:r>
-              <w:t>Reveal spring mass 1/stiffness 100/damping 20; entry Y 40; stagger approximately 0.1s. Accordion spring stiffness 170/damping 26. Button hover 1.03 with stiffness 300/damping 20. Card image scale 1.05. Logo ticker linear and seamless. Validate actual defaults in source before migration.</w:t>
-            </w:r>
-          </w:p>
-        </w:tc>
-      </w:tr>
-      <w:tr>
-        <w:tc>
-          <w:tcPr>
-            <w:tcW w:type="dxa" w:w="5040"/>
-          </w:tcPr>
-          <w:p>
-            <w:r>
-              <w:t>Accessibility and performance</w:t>
-            </w:r>
-          </w:p>
-        </w:tc>
-        <w:tc>
-          <w:tcPr>
-            <w:tcW w:type="dxa" w:w="5040"/>
-          </w:tcPr>
-          <w:p>
-            <w:r>
-              <w:t>Reduced motion stops ticker/parallax/zoom and exposes final readable content. Dialogs close via Escape/button/backdrop, restore focus and stop media. Inactive panels have correct ARIA and cannot trap focus. Avoid layout thrashing and one state update per pixel; use Motion values and resize observation.</w:t>
+              <w:t>Enum navigate/open-profile/open-process/submit-contact/subscribe/copy-email. Editors choose labels and allowed targets; behavior and permission checks remain in code.</w:t>
             </w:r>
           </w:p>
         </w:tc>
       </w:tr>
     </w:tbl>
     <w:p>
-      <w:r>
-        <w:t>Preset schema example: id, schemaVersion, effect enum, enabled, reducedMotionPolicy enum, durationMs, delayMs, staggerMs, spring parameters, scale bounds and breakpoint overrides. Validate finite bounded numbers and monotonic timelines. Preserve safe defaults when a field is absent; reject unknown properties. Never allow an editor to disable accessibility or bypass form security.</w:t>
-      </w:r>
-    </w:p>
-    <w:p>
       <w:pPr>
         <w:pStyle w:val="Heading1"/>
       </w:pPr>
       <w:r>
-        <w:t>11. Forms, contact delivery and privacy</w:t>
-      </w:r>
-    </w:p>
-    <w:p>
-      <w:r>
-        <w:t>Keep /api/contact and /api/newsletter as trusted server boundaries. CMS schemas configure labels, options and allowed validation policy; runtime handlers still validate every field independently. Service IDs must resolve to active published services, email must be syntactically valid, limits bounded, consent explicit and honeypot preserved. Maintain disabled-before-hydration submission protection and avoid PII in GET URLs.</w:t>
-      </w:r>
-    </w:p>
-    <w:p>
-      <w:r>
-        <w:t>Map a CMS destination key to a server-side allowlisted integration. Actual CONTACT_WEBHOOK_URL and NEWSLETTER_WEBHOOK_URL stay in secret environment configuration. Missing delivery configuration must return honest unavailable status, not fake success. Add idempotency, rate limits and bounded retries where needed; never log complete sensitive form bodies.</w:t>
-      </w:r>
-    </w:p>
-    <w:p>
-      <w:r>
-        <w:t>If storing submissions in Supabase is approved, restrict access to specifically permitted staff, define retention/deletion/export processes, encrypt transport, redact observability and audit access. Use synthetic test identities only. Newsletter double opt-in, unsubscribe and consent evidence must follow the chosen delivery provider and applicable law; obtain owner/legal approval rather than inventing policy.</w:t>
-      </w:r>
-    </w:p>
-    <w:p>
-      <w:pPr>
-        <w:pStyle w:val="Heading1"/>
-      </w:pPr>
-      <w:r>
-        <w:t>12. Environment and dependency contract</w:t>
+        <w:t>9. Allowlisted section registry and minute-level editor controls</w:t>
       </w:r>
     </w:p>
     <w:tbl>
@@ -1756,7 +1511,7 @@
           </w:tcPr>
           <w:p>
             <w:r>
-              <w:t>Implementation requirements</w:t>
+              <w:t>Requirements</w:t>
             </w:r>
           </w:p>
         </w:tc>
@@ -1768,7 +1523,7 @@
           </w:tcPr>
           <w:p>
             <w:r>
-              <w:t>Public Supabase config</w:t>
+              <w:t>intro-scene / hero</w:t>
             </w:r>
           </w:p>
         </w:tc>
@@ -1778,7 +1533,7 @@
           </w:tcPr>
           <w:p>
             <w:r>
-              <w:t>NEXT_PUBLIC_SUPABASE_URL and NEXT_PUBLIC_SUPABASE_PUBLISHABLE_KEY; these are public project configuration, not authorization. RLS and server permission checks remain mandatory.</w:t>
+              <w:t>Heading text and approved line-break hints; subheading; description; primary/secondary CTA; image/video/poster; decorative alt; overlay 0..0.65; trust name initials/approved portraits; statistic and rating relation; rating source note; location relations and order; newsletter mode latest/manual; badge, footer labels; scene remains code-defined.</w:t>
             </w:r>
           </w:p>
         </w:tc>
@@ -1790,7 +1545,7 @@
           </w:tcPr>
           <w:p>
             <w:r>
-              <w:t>Server-only Supabase config</w:t>
+              <w:t>intro-scene / statement-comparison</w:t>
             </w:r>
           </w:p>
         </w:tc>
@@ -1800,7 +1555,7 @@
           </w:tcPr>
           <w:p>
             <w:r>
-              <w:t>Use the current recommended Supabase server secret/elevated key only where explicitly required; document the chosen variable name. Never expose it through NEXT_PUBLIC. Normal staff mutations should use authenticated session clients.</w:t>
+              <w:t>Statement; before/after labels and heading; 2..6 comparison bullets; icon enum check/cross; light/dark logo variants. Recalculate word timing safely for editable word counts. Bound title length and line count so content does not escape fixed panels.</w:t>
             </w:r>
           </w:p>
         </w:tc>
@@ -1812,7 +1567,7 @@
           </w:tcPr>
           <w:p>
             <w:r>
-              <w:t>Cloudinary</w:t>
+              <w:t>services-showcase</w:t>
             </w:r>
           </w:p>
         </w:tc>
@@ -1822,7 +1577,7 @@
           </w:tcPr>
           <w:p>
             <w:r>
-              <w:t>Cloud name and API key may be returned as required by signed upload protocol; API secret remains server-only. Separate development/production asset namespaces and ideally isolated provider environments. Define approved upload presets and allowed transformation profiles.</w:t>
+              <w:t>Section title, intro, highlighted phrase, footnote; ordered 1..9 service relations; number style; benefits label; CTA labels; image overlay mode vision/testimonial; chart labels and disclosure. Chart interpretation is not editor-programmable.</w:t>
             </w:r>
           </w:p>
         </w:tc>
@@ -1834,7 +1589,7 @@
           </w:tcPr>
           <w:p>
             <w:r>
-              <w:t>Other settings</w:t>
+              <w:t>process-accordion</w:t>
             </w:r>
           </w:p>
         </w:tc>
@@ -1844,7 +1599,7 @@
           </w:tcPr>
           <w:p>
             <w:r>
-              <w:t>Canonical SITE_URL, delivery secret variables, preview signing secret if applicable and scheduled-job authorization secret. Validate startup configuration. Do not populate real credentials in this DOCX or commit them.</w:t>
+              <w:t>Heading/subheading; 2..6 phases with title/icon/body; active default; process poster/video/captions; play/close labels; fallback heading/copy; channel link; operating principles 1..4 with icon/title/body.</w:t>
             </w:r>
           </w:p>
         </w:tc>
@@ -1856,7 +1611,7 @@
           </w:tcPr>
           <w:p>
             <w:r>
-              <w:t>Dependencies</w:t>
+              <w:t>advisor-showcase</w:t>
             </w:r>
           </w:p>
         </w:tc>
@@ -1866,82 +1621,191 @@
           </w:tcPr>
           <w:p>
             <w:r>
-              <w:t>Plan @supabase/supabase-js, @supabase/ssr, Cloudinary SDK and a small schema validator only after checking installed packages and release age. Add rich-text/upload UI libraries only if their capabilities justify their size. Do not add an external CMS or a second app framework.</w:t>
+              <w:t>Section heading, biography label, ordered advisor relations, profile link label, dialog close label; awards-panel image/title/description/CTA. Actual staffing controls number of rows; do not populate fictitious people to match original counts.</w:t>
+            </w:r>
+          </w:p>
+        </w:tc>
+      </w:tr>
+      <w:tr>
+        <w:tc>
+          <w:tcPr>
+            <w:tcW w:type="dxa" w:w="5040"/>
+          </w:tcPr>
+          <w:p>
+            <w:r>
+              <w:t>testimonials</w:t>
+            </w:r>
+          </w:p>
+        </w:tc>
+        <w:tc>
+          <w:tcPr>
+            <w:tcW w:type="dxa" w:w="5040"/>
+          </w:tcPr>
+          <w:p>
+            <w:r>
+              <w:t>Featured relation; background; excerpt/full quote display; ordered expandable relations; rating relation/source note; statistic relations; founder callout heading/body/advisor/CTA. Optional portrait falls back to initials. Not all testimonials imply a five-star score.</w:t>
+            </w:r>
+          </w:p>
+        </w:tc>
+      </w:tr>
+      <w:tr>
+        <w:tc>
+          <w:tcPr>
+            <w:tcW w:type="dxa" w:w="5040"/>
+          </w:tcPr>
+          <w:p>
+            <w:r>
+              <w:t>client-feature</w:t>
+            </w:r>
+          </w:p>
+        </w:tc>
+        <w:tc>
+          <w:tcPr>
+            <w:tcW w:type="dxa" w:w="5040"/>
+          </w:tcPr>
+          <w:p>
+            <w:r>
+              <w:t>Eyebrow/date label; title; three fact label/value pairs; two statistic relations; image/alt; services relations/chip limit; testimonial optional; CTA. Display data from one canonical record, not duplicated facts.</w:t>
+            </w:r>
+          </w:p>
+        </w:tc>
+      </w:tr>
+      <w:tr>
+        <w:tc>
+          <w:tcPr>
+            <w:tcW w:type="dxa" w:w="5040"/>
+          </w:tcPr>
+          <w:p>
+            <w:r>
+              <w:t>faq-accordion</w:t>
+            </w:r>
+          </w:p>
+        </w:tc>
+        <w:tc>
+          <w:tcPr>
+            <w:tcW w:type="dxa" w:w="5040"/>
+          </w:tcPr>
+          <w:p>
+            <w:r>
+              <w:t>Heading; categories/order; question relations/order; initial open item; advisor help card and link. DOM IDs are generated, not editorial values.</w:t>
+            </w:r>
+          </w:p>
+        </w:tc>
+      </w:tr>
+      <w:tr>
+        <w:tc>
+          <w:tcPr>
+            <w:tcW w:type="dxa" w:w="5040"/>
+          </w:tcPr>
+          <w:p>
+            <w:r>
+              <w:t>article-list</w:t>
+            </w:r>
+          </w:p>
+        </w:tc>
+        <w:tc>
+          <w:tcPr>
+            <w:tcW w:type="dxa" w:w="5040"/>
+          </w:tcPr>
+          <w:p>
+            <w:r>
+              <w:t>Heading, description, CTA, category filter, article relation/manual or latest mode, item limit, cover crop; empty-state copy. Show original dates and adaptation status.</w:t>
+            </w:r>
+          </w:p>
+        </w:tc>
+      </w:tr>
+      <w:tr>
+        <w:tc>
+          <w:tcPr>
+            <w:tcW w:type="dxa" w:w="5040"/>
+          </w:tcPr>
+          <w:p>
+            <w:r>
+              <w:t>gallery</w:t>
+            </w:r>
+          </w:p>
+        </w:tc>
+        <w:tc>
+          <w:tcPr>
+            <w:tcW w:type="dxa" w:w="5040"/>
+          </w:tcPr>
+          <w:p>
+            <w:r>
+              <w:t>Title/intro, archive note, award/certificate relations, order, caption visibility, alt, image fit enum contain/cover, full-size link label. Avoid captions inventing award details.</w:t>
+            </w:r>
+          </w:p>
+        </w:tc>
+      </w:tr>
+      <w:tr>
+        <w:tc>
+          <w:tcPr>
+            <w:tcW w:type="dxa" w:w="5040"/>
+          </w:tcPr>
+          <w:p>
+            <w:r>
+              <w:t>online-services / newsletters</w:t>
+            </w:r>
+          </w:p>
+        </w:tc>
+        <w:tc>
+          <w:tcPr>
+            <w:tcW w:type="dxa" w:w="5040"/>
+          </w:tcPr>
+          <w:p>
+            <w:r>
+              <w:t>Intro/disclosure, ordered relation list, external-link label, availability states, app-link labels and icons. Avoid rendering malformed destinations as clickable links.</w:t>
+            </w:r>
+          </w:p>
+        </w:tc>
+      </w:tr>
+      <w:tr>
+        <w:tc>
+          <w:tcPr>
+            <w:tcW w:type="dxa" w:w="5040"/>
+          </w:tcPr>
+          <w:p>
+            <w:r>
+              <w:t>contact-cta</w:t>
+            </w:r>
+          </w:p>
+        </w:tc>
+        <w:tc>
+          <w:tcPr>
+            <w:tcW w:type="dxa" w:w="5040"/>
+          </w:tcPr>
+          <w:p>
+            <w:r>
+              <w:t>Contact settings relation; heading, intro, consent labels and link; supported statistic relations; optional contact-details panel. Delivery secrets never editable as content.</w:t>
+            </w:r>
+          </w:p>
+        </w:tc>
+      </w:tr>
+      <w:tr>
+        <w:tc>
+          <w:tcPr>
+            <w:tcW w:type="dxa" w:w="5040"/>
+          </w:tcPr>
+          <w:p>
+            <w:r>
+              <w:t>page section envelope</w:t>
+            </w:r>
+          </w:p>
+        </w:tc>
+        <w:tc>
+          <w:tcPr>
+            <w:tcW w:type="dxa" w:w="5040"/>
+          </w:tcPr>
+          <w:p>
+            <w:r>
+              <w:t>Stable key; enabled boolean; template enum; theme variant mint/cream/paper/ink; bounded spacing preset; safe motion preset. Enable, disable and reorder only supported sections. Preview length limits and refuse unknown component IDs.</w:t>
             </w:r>
           </w:p>
         </w:tc>
       </w:tr>
     </w:tbl>
     <w:p>
-      <w:pPr>
-        <w:pStyle w:val="Heading1"/>
-      </w:pPr>
       <w:r>
-        <w:t>13. Migration sequence with acceptance gates</w:t>
-      </w:r>
-    </w:p>
-    <w:p>
-      <w:pPr>
-        <w:pStyle w:val="ListBullet"/>
-      </w:pPr>
-      <w:r>
-        <w:t>Milestone A — inventory and baseline: produce a field-to-renderer matrix for every item in section 4. Capture all pages, interaction states, scroll positions and reduced-motion behavior. Obtain approval for any known differences from the live reference before calling the design frozen.</w:t>
-      </w:r>
-    </w:p>
-    <w:p>
-      <w:pPr>
-        <w:pStyle w:val="ListBullet"/>
-      </w:pPr>
-      <w:r>
-        <w:t>Milestone B — schemas and security: implement versioned runtime schemas, SQL migrations, generated database types, membership policies and positive/negative RLS tests. Seed development roles explicitly. Block further work if anon/nonmember access can see drafts or change state.</w:t>
-      </w:r>
-    </w:p>
-    <w:p>
-      <w:pPr>
-        <w:pStyle w:val="ListBullet"/>
-      </w:pPr>
-      <w:r>
-        <w:t>Milestone C — read adapters: preserve current content.ts outputs through typed repository adapters. Seed all six collections and inline component strings/arrays into drafts. Compare output field-by-field and retain stable existing slugs; do not use a destructive live importer.</w:t>
-      </w:r>
-    </w:p>
-    <w:p>
-      <w:pPr>
-        <w:pStyle w:val="ListBullet"/>
-      </w:pPr>
-      <w:r>
-        <w:t>Milestone D — media: inventory local asset hashes and usage, obtain source/license approval, upload to a development Cloudinary namespace, persist canonical metadata and map IDs. Keep local originals until an approved migration and rollback window are complete.</w:t>
-      </w:r>
-    </w:p>
-    <w:p>
-      <w:pPr>
-        <w:pStyle w:val="ListBullet"/>
-      </w:pPr>
-      <w:r>
-        <w:t>Milestone E — admin essentials: implement invite-only auth, document lists, page/section editing, relationships, global navigation/settings and media management. Prove draft saves never affect anonymous public rendering.</w:t>
-      </w:r>
-    </w:p>
-    <w:p>
-      <w:pPr>
-        <w:pStyle w:val="ListBullet"/>
-      </w:pPr>
-      <w:r>
-        <w:t>Milestone F — publishing: implement immutable snapshots, atomic pointer swap, preview, cache invalidation, scheduling, redirects, revision history and rollback. Test concurrency, failed validation, stale edits and cache/provider outages.</w:t>
-      </w:r>
-    </w:p>
-    <w:p>
-      <w:pPr>
-        <w:pStyle w:val="ListBullet"/>
-      </w:pPr>
-      <w:r>
-        <w:t>Milestone G — complete renderer migration: replace imports/constants with props one section/page at a time. Preserve motion wrappers, CSS selectors, accessibility and responsive behavior. No public-content hardcoding remains except approved technical constants and schema defaults.</w:t>
-      </w:r>
-    </w:p>
-    <w:p>
-      <w:pPr>
-        <w:pStyle w:val="ListBullet"/>
-      </w:pPr>
-      <w:r>
-        <w:t>Milestone H — acceptance: run the matrix below, restore a backup in an isolated environment, demonstrate editor workflows and obtain launch approval. Deliver setup instructions, secret variable names only, migration/rollback commands, media cost guardrails and remaining limitations.</w:t>
+        <w:t>Implementation pattern: switch on a validated discriminated union of section.__component; pass typed data to existing React components. Unknown types block publishing and produce a safe development error, not dynamic imports from user-provided strings. The entire intro-scene stays required and indivisible. Section removal beyond pricing requires explicit owner authorization even if the future UI supports enabled=false.</w:t>
       </w:r>
     </w:p>
     <w:p>
@@ -1949,7 +1813,7 @@
         <w:pStyle w:val="Heading1"/>
       </w:pPr>
       <w:r>
-        <w:t>14. Required acceptance tests</w:t>
+        <w:t>10. Native Strapi features versus custom work and paid plans</w:t>
       </w:r>
     </w:p>
     <w:tbl>
@@ -1979,7 +1843,7 @@
           </w:tcPr>
           <w:p>
             <w:r>
-              <w:t>Implementation requirements</w:t>
+              <w:t>Requirements</w:t>
             </w:r>
           </w:p>
         </w:tc>
@@ -1991,7 +1855,7 @@
           </w:tcPr>
           <w:p>
             <w:r>
-              <w:t>Editorial coverage</w:t>
+              <w:t>Native foundation</w:t>
             </w:r>
           </w:p>
         </w:tc>
@@ -2001,7 +1865,7 @@
           </w:tcPr>
           <w:p>
             <w:r>
-              <w:t>Edit at least one example of every field category and every section type; save -&gt; preview -&gt; publish -&gt; inspect anonymous page -&gt; rollback. Reorder/hide/duplicate cards and sections, update menus and legal links, replace image/video, change a plan/FAQ/author and confirm all linked views update.</w:t>
+              <w:t>Content-type Builder (development), Content Manager, components/dynamic zones, relations, Media Library, REST API, Draft &amp; Publish and administrator roles/permissions. Enable Draft &amp; Publish for editorial records. Public write/create/delete permissions remain disabled.</w:t>
             </w:r>
           </w:p>
         </w:tc>
@@ -2013,7 +1877,7 @@
           </w:tcPr>
           <w:p>
             <w:r>
-              <w:t>Permissions and RLS</w:t>
+              <w:t>Preview</w:t>
             </w:r>
           </w:p>
         </w:tc>
@@ -2023,7 +1887,7 @@
           </w:tcPr>
           <w:p>
             <w:r>
-              <w:t>Test anon, authenticated nonmember, viewer, editor, publisher, owner and removed member against SELECT/INSERT/UPDATE/DELETE and sensitive RPCs. Test draft/history/PII leakage, forged role metadata, direct upload signatures, replay, CSRF and unauthorized publish.</w:t>
+              <w:t>Basic Preview is free, but requires configuring Strapi preview URLs and implementing the Next.js draft-mode endpoint and draft fetching. Live Preview is a CMS Growth/Enterprise feature. Neither frontend preview mode nor Strapi preview config is implemented here.</w:t>
             </w:r>
           </w:p>
         </w:tc>
@@ -2035,7 +1899,7 @@
           </w:tcPr>
           <w:p>
             <w:r>
-              <w:t>Data integrity</w:t>
+              <w:t>Content History</w:t>
             </w:r>
           </w:p>
         </w:tc>
@@ -2045,7 +1909,7 @@
           </w:tcPr>
           <w:p>
             <w:r>
-              <w:t>Reject duplicate routes/slugs, invalid references, cyclic dependencies, missing required alt text, invalid rich text, malformed URL schemes, nonfinite stats, missing video posters, unknown section/preset kinds and dangerous media uploads. Block deletion of live references.</w:t>
+              <w:t>CMS Growth or Enterprise, per official docs. It stores versions and restores into draft; it is not a replacement for database/media backups.</w:t>
             </w:r>
           </w:p>
         </w:tc>
@@ -2057,7 +1921,7 @@
           </w:tcPr>
           <w:p>
             <w:r>
-              <w:t>Publishing consistency</w:t>
+              <w:t>Releases and scheduling</w:t>
             </w:r>
           </w:p>
         </w:tc>
@@ -2067,7 +1931,7 @@
           </w:tcPr>
           <w:p>
             <w:r>
-              <w:t>Concurrent saves produce conflicts; concurrent publishes compare versions; all components read one release; failed dependency validation preserves live state; scheduled jobs execute once; rollback restores content and media references; cache invalidation retries are observable.</w:t>
+              <w:t>CMS Growth/Enterprise. Groups publish/unpublish actions and supports scheduling with timezone. Draft &amp; Publish must be enabled. Confirm plan entitlement before committing to launch workflows.</w:t>
             </w:r>
           </w:p>
         </w:tc>
@@ -2079,7 +1943,7 @@
           </w:tcPr>
           <w:p>
             <w:r>
-              <w:t>Public pages</w:t>
+              <w:t>Review Workflows</w:t>
             </w:r>
           </w:p>
         </w:tc>
@@ -2089,7 +1953,7 @@
           </w:tcPr>
           <w:p>
             <w:r>
-              <w:t>Run all existing routes plus newly created slugs at 1440/1200/810/390 widths. Check status codes, one meaningful H1, metadata, links, filters, image loading, layout shift, runtime/hydration errors, long content and empty states.</w:t>
+              <w:t>CMS Enterprise. Multi-stage review pipelines and stage permissions. Do not promise this on the free edition. On a lower plan, use manual editor/publisher roles and a custom review-status field with an enforced publication gate.</w:t>
             </w:r>
           </w:p>
         </w:tc>
@@ -2101,7 +1965,7 @@
           </w:tcPr>
           <w:p>
             <w:r>
-              <w:t>Motion parity</w:t>
+              <w:t>Custom engineering</w:t>
             </w:r>
           </w:p>
         </w:tc>
@@ -2111,7 +1975,7 @@
           </w:tcPr>
           <w:p>
             <w:r>
-              <w:t>Compare live/approved baseline at initial load and equal scroll checkpoints, not only full-page screenshots. Test wheel, touch, reverse scroll, reload mid-page, resized viewport, reduced motion and keyboard focus. Check hero words, pinned backgrounds, comparison, chart, counters, process, pricing, dialogs and footer circle/hover.</w:t>
+              <w:t>Typed adapters, media safety, frontend section registry, relationship validation, owner-approval gates, preview security, cache invalidation, URL checks, responsive constraints, form delivery, rate limiting, Google rating synchronization and full integration tests.</w:t>
             </w:r>
           </w:p>
         </w:tc>
@@ -2123,7 +1987,7 @@
           </w:tcPr>
           <w:p>
             <w:r>
-              <w:t>Operations</w:t>
+              <w:t>Hosting versus CMS license</w:t>
             </w:r>
           </w:p>
         </w:tc>
@@ -2133,7 +1997,362 @@
           </w:tcPr>
           <w:p>
             <w:r>
-              <w:t>Verify no secret in public bundle or content export. Mock all delivery. Exercise Cloudinary/Supabase outage, backup/restore, upload retry, revoked session, private media, quota limits and stale cache. Set bounded request/upload costs and actionable monitoring.</w:t>
+              <w:t>Strapi Cloud hosting and CMS feature licensing are separate choices. Confirm exact current subscriptions, quotas and plan terms before purchase. No hosting provider or plan is chosen by this specification.</w:t>
+            </w:r>
+          </w:p>
+        </w:tc>
+      </w:tr>
+    </w:tbl>
+    <w:p>
+      <w:r>
+        <w:t>https://docs.strapi.io/cms/features/draft-and-publish</w:t>
+      </w:r>
+    </w:p>
+    <w:p>
+      <w:r>
+        <w:t>https://docs.strapi.io/cms/features/preview</w:t>
+      </w:r>
+    </w:p>
+    <w:p>
+      <w:r>
+        <w:t>https://docs.strapi.io/cms/features/content-history</w:t>
+      </w:r>
+    </w:p>
+    <w:p>
+      <w:r>
+        <w:t>https://docs.strapi.io/cms/features/releases</w:t>
+      </w:r>
+    </w:p>
+    <w:p>
+      <w:r>
+        <w:t>https://docs.strapi.io/cms/features/review-workflows</w:t>
+      </w:r>
+    </w:p>
+    <w:p>
+      <w:pPr>
+        <w:pStyle w:val="Heading1"/>
+      </w:pPr>
+      <w:r>
+        <w:t>11. Roles, approval and publishing</w:t>
+      </w:r>
+    </w:p>
+    <w:p>
+      <w:pPr>
+        <w:pStyle w:val="ListBullet"/>
+      </w:pPr>
+      <w:r>
+        <w:t>Owner/Super Admin: manages configuration, administrator invitations, allowed presentation settings, provider setup and final business/legal approval. Do not use the super-admin account for routine editing.</w:t>
+      </w:r>
+    </w:p>
+    <w:p>
+      <w:pPr>
+        <w:pStyle w:val="ListBullet"/>
+      </w:pPr>
+      <w:r>
+        <w:t>Editor: create/update drafts for permitted content types, upload approved media, preview. No publishing, secrets, plugin installation, user management or schema modification.</w:t>
+      </w:r>
+    </w:p>
+    <w:p>
+      <w:pPr>
+        <w:pStyle w:val="ListBullet"/>
+      </w:pPr>
+      <w:r>
+        <w:t>Publisher: review provenance, financial language, link safety and presentation; publish/unpublish approved content. Paid workflow stage permissions are configured only when entitled.</w:t>
+      </w:r>
+    </w:p>
+    <w:p>
+      <w:pPr>
+        <w:pStyle w:val="ListBullet"/>
+      </w:pPr>
+      <w:r>
+        <w:t>Before publish: validate all references resolve to published records, required sections exist, slugs are unique, internal links resolve, external hosts are allowed, media has alt/rights metadata, and no claim is awaiting approval. Enforce server-side, not merely as a UI checklist.</w:t>
+      </w:r>
+    </w:p>
+    <w:p>
+      <w:pPr>
+        <w:pStyle w:val="ListBullet"/>
+      </w:pPr>
+      <w:r>
+        <w:t>Publishing service/article changes invalidates detail, listing, homepage and navigation caches where referenced. Unpublishing must remove the record from listings and invalidate its detail route; define 404 or approved redirect behavior.</w:t>
+      </w:r>
+    </w:p>
+    <w:p>
+      <w:pPr>
+        <w:pStyle w:val="ListBullet"/>
+      </w:pPr>
+      <w:r>
+        <w:t>Versioned rollback: use entitled Content History or a separately designed revision/export process. Restore drafts, preview, approve and republish. Back up database and media together and test restores in staging.</w:t>
+      </w:r>
+    </w:p>
+    <w:p>
+      <w:pPr>
+        <w:pStyle w:val="Heading1"/>
+      </w:pPr>
+      <w:r>
+        <w:t>12. Preview and revalidation security</w:t>
+      </w:r>
+    </w:p>
+    <w:p>
+      <w:pPr>
+        <w:pStyle w:val="ListBullet"/>
+      </w:pPr>
+      <w:r>
+        <w:t>Strapi generates a preview URL pointing at an authenticated Next.js /api/draft endpoint. Use a signed short-lived payload containing documentId, content type, allowed path, timestamp and nonce. Verify signature with constant-time comparison, expiration and replay controls. Never accept arbitrary external return URLs.</w:t>
+      </w:r>
+    </w:p>
+    <w:p>
+      <w:pPr>
+        <w:pStyle w:val="ListBullet"/>
+      </w:pPr>
+      <w:r>
+        <w:t>Enable draftMode only after verification. Fetch draft status with a server-only scoped preview token, use no-store, set noindex and do not share draft responses through public caches. Provide a visible exit-preview route that disables draft mode.</w:t>
+      </w:r>
+    </w:p>
+    <w:p>
+      <w:pPr>
+        <w:pStyle w:val="ListBullet"/>
+      </w:pPr>
+      <w:r>
+        <w:t>Signed revalidation is custom work: standard configurable Strapi webhook headers are not automatically per-payload HMAC signatures. Implement an explicit Strapi signing middleware/relay for raw body plus timestamp. Do not describe a plain static header as signed payload verification.</w:t>
+      </w:r>
+    </w:p>
+    <w:p>
+      <w:pPr>
+        <w:pStyle w:val="ListBullet"/>
+      </w:pPr>
+      <w:r>
+        <w:t>Webhook receiver verifies signature, timestamp, bounded body size, event allowlist, content type and document ID. Deduplicate delivery IDs, derive affected cache tags server-side, reject arbitrary paths/tags. Use short timeouts, retries/backoff and sanitized operational logs.</w:t>
+      </w:r>
+    </w:p>
+    <w:p>
+      <w:pPr>
+        <w:pStyle w:val="ListBullet"/>
+      </w:pPr>
+      <w:r>
+        <w:t>Test forged signatures, replay, expired preview links, draft token exposure, open redirects, concurrent publishing, unpublish, slug changes and cache leakage. Secrets are stored only in deployment environment, never CMS content or browser bundles.</w:t>
+      </w:r>
+    </w:p>
+    <w:p>
+      <w:pPr>
+        <w:pStyle w:val="Heading1"/>
+      </w:pPr>
+      <w:r>
+        <w:t>13. Contact, newsletter and rating integrations</w:t>
+      </w:r>
+    </w:p>
+    <w:p>
+      <w:r>
+        <w:t>Current contact payload: name 2..100; email &lt;=254 and valid syntax; phone 7..25 characters with at least seven digits; services array of unique known IDs, at least one; goal optional &lt;=200; message 10..3000; consent exactly true; website honeypot empty. Newsletter: email and separate explicit consent, empty honeypot. Server enforces same-origin JSON, bounded request body and HTTPS configured destination; upstream calls use timeout and reject redirects. Missing configuration returns 503, not success.</w:t>
+      </w:r>
+    </w:p>
+    <w:p>
+      <w:pPr>
+        <w:pStyle w:val="ListBullet"/>
+      </w:pPr>
+      <w:r>
+        <w:t>CONTACT_WEBHOOK_URL and NEWSLETTER_WEBHOOK_URL remain unconfigured. Owner chooses delivery provider and recipients. Add distributed rate limiting, anti-abuse monitoring and provider authentication before public launch. Honeypot alone is not production spam protection.</w:t>
+      </w:r>
+    </w:p>
+    <w:p>
+      <w:pPr>
+        <w:pStyle w:val="ListBullet"/>
+      </w:pPr>
+      <w:r>
+        <w:t>Log request IDs and outcome categories only, not message bodies, email addresses, phone numbers, tokens or webhook URLs. Agree retention, deletion and processor terms; update privacy policy accordingly.</w:t>
+      </w:r>
+    </w:p>
+    <w:p>
+      <w:pPr>
+        <w:pStyle w:val="ListBullet"/>
+      </w:pPr>
+      <w:r>
+        <w:t>Do not store form enquiries in public Strapi collections. If a private CRM/inbox is desired, design separate least-privilege access and retention rules. Never expose credentials or investment account numbers in content APIs.</w:t>
+      </w:r>
+    </w:p>
+    <w:p>
+      <w:pPr>
+        <w:pStyle w:val="ListBullet"/>
+      </w:pPr>
+      <w:r>
+        <w:t>Google rating: current static owner-approved 5.0 only. Future integration needs verified business/place identity, permitted API access, billing if applicable, caching and attribution compliant with provider policy. Show fetchedAt and unavailable/stale state. Never scrape customer accounts or fabricate review counts.</w:t>
+      </w:r>
+    </w:p>
+    <w:p>
+      <w:pPr>
+        <w:pStyle w:val="ListBullet"/>
+      </w:pPr>
+      <w:r>
+        <w:t>External renewal and account links are outbound navigation only. Test link syntax and approved host, not real sign-in, premium payment or transactions.</w:t>
+      </w:r>
+    </w:p>
+    <w:p>
+      <w:pPr>
+        <w:pStyle w:val="Heading1"/>
+      </w:pPr>
+      <w:r>
+        <w:t>14. Deployment configuration and operational checklist</w:t>
+      </w:r>
+    </w:p>
+    <w:tbl>
+      <w:tblPr>
+        <w:tblStyle w:val="LightShading-Accent1"/>
+        <w:tblW w:type="auto" w:w="0"/>
+        <w:tblLook w:firstColumn="1" w:firstRow="1" w:lastColumn="0" w:lastRow="0" w:noHBand="0" w:noVBand="1" w:val="04A0"/>
+      </w:tblPr>
+      <w:tblGrid>
+        <w:gridCol w:w="5040"/>
+        <w:gridCol w:w="5040"/>
+      </w:tblGrid>
+      <w:tr>
+        <w:tc>
+          <w:tcPr>
+            <w:tcW w:type="dxa" w:w="5040"/>
+          </w:tcPr>
+          <w:p>
+            <w:r>
+              <w:t>Area</w:t>
+            </w:r>
+          </w:p>
+        </w:tc>
+        <w:tc>
+          <w:tcPr>
+            <w:tcW w:type="dxa" w:w="5040"/>
+          </w:tcPr>
+          <w:p>
+            <w:r>
+              <w:t>Requirements</w:t>
+            </w:r>
+          </w:p>
+        </w:tc>
+      </w:tr>
+      <w:tr>
+        <w:tc>
+          <w:tcPr>
+            <w:tcW w:type="dxa" w:w="5040"/>
+          </w:tcPr>
+          <w:p>
+            <w:r>
+              <w:t>Next.js environment</w:t>
+            </w:r>
+          </w:p>
+        </w:tc>
+        <w:tc>
+          <w:tcPr>
+            <w:tcW w:type="dxa" w:w="5040"/>
+          </w:tcPr>
+          <w:p>
+            <w:r>
+              <w:t>SITE_URL public canonical origin; server-only STRAPI_URL, STRAPI_READ_TOKEN, STRAPI_PREVIEW_TOKEN, PREVIEW_SIGNING_SECRET, REVALIDATION_SIGNING_SECRET; CONTACT_WEBHOOK_URL; NEWSLETTER_WEBHOOK_URL. Future CMS variables are specification only, not read by the current frontend.</w:t>
+            </w:r>
+          </w:p>
+        </w:tc>
+      </w:tr>
+      <w:tr>
+        <w:tc>
+          <w:tcPr>
+            <w:tcW w:type="dxa" w:w="5040"/>
+          </w:tcPr>
+          <w:p>
+            <w:r>
+              <w:t>Strapi environment</w:t>
+            </w:r>
+          </w:p>
+        </w:tc>
+        <w:tc>
+          <w:tcPr>
+            <w:tcW w:type="dxa" w:w="5040"/>
+          </w:tcPr>
+          <w:p>
+            <w:r>
+              <w:t>Database connection, app keys, token salts, admin JWT secret and supported production settings generated securely. FRONTEND_URL and signing secrets for preview/webhook integration. Media provider credentials server-side. Never commit .env files.</w:t>
+            </w:r>
+          </w:p>
+        </w:tc>
+      </w:tr>
+      <w:tr>
+        <w:tc>
+          <w:tcPr>
+            <w:tcW w:type="dxa" w:w="5040"/>
+          </w:tcPr>
+          <w:p>
+            <w:r>
+              <w:t>Infrastructure choices</w:t>
+            </w:r>
+          </w:p>
+        </w:tc>
+        <w:tc>
+          <w:tcPr>
+            <w:tcW w:type="dxa" w:w="5040"/>
+          </w:tcPr>
+          <w:p>
+            <w:r>
+              <w:t>Owner selects Strapi hosting, database engine/provider, persistent media/object storage, region, backup retention, SMTP/delivery, domain, licensing and monitoring. No provisioning/deployment authorized by this document.</w:t>
+            </w:r>
+          </w:p>
+        </w:tc>
+      </w:tr>
+      <w:tr>
+        <w:tc>
+          <w:tcPr>
+            <w:tcW w:type="dxa" w:w="5040"/>
+          </w:tcPr>
+          <w:p>
+            <w:r>
+              <w:t>Environment separation</w:t>
+            </w:r>
+          </w:p>
+        </w:tc>
+        <w:tc>
+          <w:tcPr>
+            <w:tcW w:type="dxa" w:w="5040"/>
+          </w:tcPr>
+          <w:p>
+            <w:r>
+              <w:t>Independent development, staging and production data/tokens. No production API writes from tests. Verify CORS only permits approved frontend/admin origins; protect admin access; TLS; restricted database network; least-privilege tokens.</w:t>
+            </w:r>
+          </w:p>
+        </w:tc>
+      </w:tr>
+      <w:tr>
+        <w:tc>
+          <w:tcPr>
+            <w:tcW w:type="dxa" w:w="5040"/>
+          </w:tcPr>
+          <w:p>
+            <w:r>
+              <w:t>Media durability</w:t>
+            </w:r>
+          </w:p>
+        </w:tc>
+        <w:tc>
+          <w:tcPr>
+            <w:tcW w:type="dxa" w:w="5040"/>
+          </w:tcPr>
+          <w:p>
+            <w:r>
+              <w:t>Do not use ephemeral deployment filesystem for permanent uploads. Back up media with database references, verify restoration and avoid deleting referenced assets. Use provider transformations only through safe mappings.</w:t>
+            </w:r>
+          </w:p>
+        </w:tc>
+      </w:tr>
+      <w:tr>
+        <w:tc>
+          <w:tcPr>
+            <w:tcW w:type="dxa" w:w="5040"/>
+          </w:tcPr>
+          <w:p>
+            <w:r>
+              <w:t>Release gate</w:t>
+            </w:r>
+          </w:p>
+        </w:tc>
+        <w:tc>
+          <w:tcPr>
+            <w:tcW w:type="dxa" w:w="5040"/>
+          </w:tcPr>
+          <w:p>
+            <w:r>
+              <w:t>Run all local tests and content checks, owner visual/content sign-off, legal approval, source-site security cleanup, external-link review, delivery sandbox test, rate limiting, backup restore rehearsal, robots/canonical check and rollback rehearsal before DNS cutover.</w:t>
             </w:r>
           </w:p>
         </w:tc>
@@ -2144,17 +2363,150 @@
         <w:pStyle w:val="Heading1"/>
       </w:pPr>
       <w:r>
-        <w:t>15. Final handoff contract for the next agent</w:t>
+        <w:t>15. Step-by-step implementation sequence</w:t>
+      </w:r>
+    </w:p>
+    <w:p>
+      <w:pPr>
+        <w:pStyle w:val="Heading2"/>
+      </w:pPr>
+      <w:r>
+        <w:t>Step 1</w:t>
       </w:r>
     </w:p>
     <w:p>
       <w:r>
-        <w:t>Do not report completion from a checklist alone. Supply passing verification output, an inventory with no unaccounted public-content fields, before/after visual evidence, RLS denial tests and a demonstrated publish/rollback workflow. Explicitly list any unverified motion, missing media, legal review, provider setup or production authorization still outstanding.</w:t>
+        <w:t>Capture approved Ghanchi frontend screenshots and motion checkpoints at 1440/1200/810/390. Preserve backup branch. Inventory all hardcoded UI labels including validation, dialogs, empty states and disclosures.</w:t>
+      </w:r>
+    </w:p>
+    <w:p>
+      <w:pPr>
+        <w:pStyle w:val="Heading2"/>
+      </w:pPr>
+      <w:r>
+        <w:t>Step 2</w:t>
       </w:r>
     </w:p>
     <w:p>
       <w:r>
-        <w:t>The initial version should remain a focused CMS: structured documents, section registry, media library, roles, preview, revisions and publishing. Do not expand scope into ecommerce, arbitrary plugin execution, multitenancy, a generic freeform website builder or real-time multiplayer editing without a separate request.</w:t>
+        <w:t>Choose infrastructure and plan with owner. Pin a supported Strapi 5 release at least seven days old and compatible Node/database versions. Create isolated Strapi repository/application and secure environment variables.</w:t>
+      </w:r>
+    </w:p>
+    <w:p>
+      <w:pPr>
+        <w:pStyle w:val="Heading2"/>
+      </w:pPr>
+      <w:r>
+        <w:t>Step 3</w:t>
+      </w:r>
+    </w:p>
+    <w:p>
+      <w:r>
+        <w:t>Create components, collections and single types in development; commit schema files. Configure Draft &amp; Publish and roles. Seed only validated local records and approved media with provenance. Use deterministic source keys for idempotent imports.</w:t>
+      </w:r>
+    </w:p>
+    <w:p>
+      <w:pPr>
+        <w:pStyle w:val="Heading2"/>
+      </w:pPr>
+      <w:r>
+        <w:t>Step 4</w:t>
+      </w:r>
+    </w:p>
+    <w:p>
+      <w:r>
+        <w:t>Implement publishing validation and claim/identity approval gates. Test role separation and public API permissions before exposing any data.</w:t>
+      </w:r>
+    </w:p>
+    <w:p>
+      <w:pPr>
+        <w:pStyle w:val="Heading2"/>
+      </w:pPr>
+      <w:r>
+        <w:t>Step 5</w:t>
+      </w:r>
+    </w:p>
+    <w:p>
+      <w:r>
+        <w:t>Build server-only REST repository and runtime adapters. Refactor client renderers to typed props, beginning with settings/navigation, then hero, service/process, testimonials and inner pages. Verify design after each area.</w:t>
+      </w:r>
+    </w:p>
+    <w:p>
+      <w:pPr>
+        <w:pStyle w:val="Heading2"/>
+      </w:pPr>
+      <w:r>
+        <w:t>Step 6</w:t>
+      </w:r>
+    </w:p>
+    <w:p>
+      <w:r>
+        <w:t>Implement safe section registry. Preserve intro grouping. Enforce limits and safe preset enums. Add editor descriptions/examples for every field and instructions for missing media and unavailable links.</w:t>
+      </w:r>
+    </w:p>
+    <w:p>
+      <w:pPr>
+        <w:pStyle w:val="Heading2"/>
+      </w:pPr>
+      <w:r>
+        <w:t>Step 7</w:t>
+      </w:r>
+    </w:p>
+    <w:p>
+      <w:r>
+        <w:t>Implement preview with signed links, draft isolation and exit action. Test ordinary visitors cannot access drafts.</w:t>
+      </w:r>
+    </w:p>
+    <w:p>
+      <w:pPr>
+        <w:pStyle w:val="Heading2"/>
+      </w:pPr>
+      <w:r>
+        <w:t>Step 8</w:t>
+      </w:r>
+    </w:p>
+    <w:p>
+      <w:r>
+        <w:t>Implement signed revalidation bridge and receiver, dependent tag invalidation, retry and unpublish behavior. Test stale cache and Strapi outage handling.</w:t>
+      </w:r>
+    </w:p>
+    <w:p>
+      <w:pPr>
+        <w:pStyle w:val="Heading2"/>
+      </w:pPr>
+      <w:r>
+        <w:t>Step 9</w:t>
+      </w:r>
+    </w:p>
+    <w:p>
+      <w:r>
+        <w:t>Connect delivery provider in sandbox, add rate limits and monitoring, update privacy/legal text. Connect Google only if approved setup is available; otherwise retain the honest static label.</w:t>
+      </w:r>
+    </w:p>
+    <w:p>
+      <w:pPr>
+        <w:pStyle w:val="Heading2"/>
+      </w:pPr>
+      <w:r>
+        <w:t>Step 10</w:t>
+      </w:r>
+    </w:p>
+    <w:p>
+      <w:r>
+        <w:t>Train editor: edit a heading, change an image/alt, reorder supported sections, add navigation child, publish service/article/newsletter, preview, approve, unpublish and restore. Verify all without code changes.</w:t>
+      </w:r>
+    </w:p>
+    <w:p>
+      <w:pPr>
+        <w:pStyle w:val="Heading2"/>
+      </w:pPr>
+      <w:r>
+        <w:t>Step 11</w:t>
+      </w:r>
+    </w:p>
+    <w:p>
+      <w:r>
+        <w:t>Run acceptance suite, review accessibility and screenshots, resolve launch checklist. Deploy staging, obtain approval, back up, then separately authorize production deployment and DNS changes.</w:t>
       </w:r>
     </w:p>
     <w:p>
@@ -2162,37 +2514,135 @@
         <w:pStyle w:val="Heading1"/>
       </w:pPr>
       <w:r>
-        <w:t>16. Official sources and required revalidation</w:t>
+        <w:t>16. Verification and acceptance tests</w:t>
       </w:r>
     </w:p>
     <w:p>
+      <w:pPr>
+        <w:pStyle w:val="ListBullet"/>
+      </w:pPr>
       <w:r>
-        <w:t>Consult current provider documentation at implementation time. Authentication helpers, cache APIs, Cloudinary signing and private delivery options evolve; do not paste outdated examples unreviewed.</w:t>
+        <w:t>node scripts/complete-content.mjs --validate: IDs, required nine services, sourced content, newsletter chronology, approved locations, safe links and local asset existence. Import script now refuses non-validation mode; never restore the Kora live overwrite into this worktree.</w:t>
       </w:r>
     </w:p>
     <w:p>
+      <w:pPr>
+        <w:pStyle w:val="ListBullet"/>
+      </w:pPr>
       <w:r>
-        <w:t>https://supabase.com/docs/guides/auth/server-side/nextjs</w:t>
+        <w:t>npm run typecheck; npm run build; npm test. Playwright uses isolated localhost:3100 with reuseExistingServer=false so it cannot accidentally test the Kora backup on port 3000.</w:t>
       </w:r>
     </w:p>
     <w:p>
+      <w:pPr>
+        <w:pStyle w:val="ListBullet"/>
+      </w:pPr>
       <w:r>
-        <w:t>https://supabase.com/docs/guides/database/postgres/row-level-security</w:t>
+        <w:t>All canonical routes: one H1, functioning skip target, Ghanchi metadata, no broken images, no horizontal overflow, no Kora business claims or unrelated spam. Legacy destinations and unknown 404s tested.</w:t>
       </w:r>
     </w:p>
     <w:p>
+      <w:pPr>
+        <w:pStyle w:val="ListBullet"/>
+      </w:pPr>
       <w:r>
-        <w:t>https://cloudinary.com/documentation/upload_images#authenticated_requests</w:t>
+        <w:t>1440, 1200, 810 and 390 widths: hero pin/blur/statement, comparison, all nine service cards, process transitions/dialog, founder modal, awards/gallery, testimonial expansion, FAQ tabs, newsletter card, footer scale reversal and navigation/social hover. Reduced motion remains readable.</w:t>
       </w:r>
     </w:p>
     <w:p>
+      <w:pPr>
+        <w:pStyle w:val="ListBullet"/>
+      </w:pPr>
       <w:r>
-        <w:t>https://nextjs.org/docs/app/api-reference/functions/generate-metadata</w:t>
+        <w:t>Keyboard: dropdown disclosure Enter/Space, links reachable by Tab, Escape closes and restores focus; mobile parent and child navigation, scrollable long submenu, gallery links, dialogs, FAQ arrows and consent controls.</w:t>
       </w:r>
     </w:p>
     <w:p>
+      <w:pPr>
+        <w:pStyle w:val="ListBullet"/>
+      </w:pPr>
       <w:r>
-        <w:t>https://kora.framer.media/</w:t>
+        <w:t>Forms: disabled until hydration, POST not GET, no personal data in URLs, required fields, phone bounds, known service IDs, consent, honeypot, same-origin/type/size failures, network errors, loading, retained values after failure, retry and honest success. Mock every transport; no real messages.</w:t>
+      </w:r>
+    </w:p>
+    <w:p>
+      <w:pPr>
+        <w:pStyle w:val="ListBullet"/>
+      </w:pPr>
+      <w:r>
+        <w:t>CMS acceptance: owner can edit every inventoried field, reorder/toggle supported sections, update navigation/footer and replace media without code; unknown blocks and unsafe URLs rejected; unpublished dependencies blocked; drafts remain private; publish/unpublish revalidates correct pages.</w:t>
+      </w:r>
+    </w:p>
+    <w:p>
+      <w:pPr>
+        <w:pStyle w:val="ListBullet"/>
+      </w:pPr>
+      <w:r>
+        <w:t>Final visual sign-off is not implied by passing automated tests. Human review must compare full scrolled pages and animation checkpoints against the approved baseline. Long copy and increased service count necessarily change page length.</w:t>
+      </w:r>
+    </w:p>
+    <w:p>
+      <w:pPr>
+        <w:pStyle w:val="Heading1"/>
+      </w:pPr>
+      <w:r>
+        <w:t>17. Remaining owner decisions and honest implementation status</w:t>
+      </w:r>
+    </w:p>
+    <w:p>
+      <w:pPr>
+        <w:pStyle w:val="ListBullet"/>
+      </w:pPr>
+      <w:r>
+        <w:t>Strapi host, database, storage, paid plan and editor accounts are undecided and unprovisioned.</w:t>
+      </w:r>
+    </w:p>
+    <w:p>
+      <w:pPr>
+        <w:pStyle w:val="ListBullet"/>
+      </w:pPr>
+      <w:r>
+        <w:t>Strapi schemas, content adapters, preview and signed webhooks are future work. Current content is local and not editable through Strapi yet.</w:t>
+      </w:r>
+    </w:p>
+    <w:p>
+      <w:pPr>
+        <w:pStyle w:val="ListBullet"/>
+      </w:pPr>
+      <w:r>
+        <w:t>Google synchronization, form delivery, production abuse controls, current legal/regulatory wording and final licensing/rights approval are outstanding launch dependencies.</w:t>
+      </w:r>
+    </w:p>
+    <w:p>
+      <w:pPr>
+        <w:pStyle w:val="ListBullet"/>
+      </w:pPr>
+      <w:r>
+        <w:t>Newsletter archive needs correct November 2020 and June 2020 URLs and any newer editions the owner wishes to provide.</w:t>
+      </w:r>
+    </w:p>
+    <w:p>
+      <w:pPr>
+        <w:pStyle w:val="ListBullet"/>
+      </w:pPr>
+      <w:r>
+        <w:t>Awards/certificate titles, dates, issuers and expiry should be transcribed/approved; neutral archive captions remain until then. Additional authentic testimonials and archive articles can be migrated through the reviewed process.</w:t>
+      </w:r>
+    </w:p>
+    <w:p>
+      <w:pPr>
+        <w:pStyle w:val="ListBullet"/>
+      </w:pPr>
+      <w:r>
+        <w:t>Hero flower and other illustrative photographs retain the original visual language; choose replacements only with owner approval. Current founder photo is genuine but composited source artwork, not a newly commissioned headshot.</w:t>
+      </w:r>
+    </w:p>
+    <w:p>
+      <w:pPr>
+        <w:pStyle w:val="ListBullet"/>
+      </w:pPr>
+      <w:r>
+        <w:t>Clean up the existing WordPress site and investigate unauthorized content before relying on it for future automated imports. Do not bulk-migrate its current blog feed.</w:t>
       </w:r>
     </w:p>
     <w:sectPr>
@@ -2214,9 +2664,8 @@
       <w:pStyle w:val="Footer"/>
     </w:pPr>
     <w:r>
-      <w:t xml:space="preserve">Implementation specification | </w:t>
+      <w:t>Future CMS specification — not a connected integration</w:t>
     </w:r>
-    <w:fldSimple w:instr="PAGE"/>
   </w:p>
 </w:ftr>
 </file>
@@ -2225,10 +2674,10 @@
 <w:hdr xmlns:m="http://schemas.openxmlformats.org/officeDocument/2006/math" xmlns:mc="http://schemas.openxmlformats.org/markup-compatibility/2006" xmlns:mo="http://schemas.microsoft.com/office/mac/office/2008/main" xmlns:mv="urn:schemas-microsoft-com:mac:vml" xmlns:o="urn:schemas-microsoft-com:office:office" xmlns:r="http://schemas.openxmlformats.org/officeDocument/2006/relationships" xmlns:v="urn:schemas-microsoft-com:vml" xmlns:w10="urn:schemas-microsoft-com:office:word" xmlns:w14="http://schemas.microsoft.com/office/word/2010/wordml" xmlns:w="http://schemas.openxmlformats.org/wordprocessingml/2006/main" xmlns:wne="http://schemas.microsoft.com/office/word/2006/wordml" xmlns:wp14="http://schemas.microsoft.com/office/word/2010/wordprocessingDrawing" xmlns:wp="http://schemas.openxmlformats.org/drawingml/2006/wordprocessingDrawing" xmlns:wpc="http://schemas.microsoft.com/office/word/2010/wordprocessingCanvas" xmlns:wpg="http://schemas.microsoft.com/office/word/2010/wordprocessingGroup" xmlns:wpi="http://schemas.microsoft.com/office/word/2010/wordprocessingInk" xmlns:wps="http://schemas.microsoft.com/office/word/2010/wordprocessingShape" mc:Ignorable="w14 wp14">
   <w:p>
     <w:pPr>
-      <w:pStyle w:val="Caption"/>
+      <w:pStyle w:val="Header"/>
     </w:pPr>
     <w:r>
-      <w:t>KORA  /  CUSTOM CMS ENGINEERING HANDOFF</w:t>
+      <w:t>GHANCHI INVESTMENTS / STRAPI IMPLEMENTATION HANDOFF</w:t>
     </w:r>
   </w:p>
 </w:hdr>
@@ -2597,9 +3046,6 @@
     <w:name w:val="Normal"/>
     <w:qFormat/>
     <w:rsid w:val="00FC693F"/>
-    <w:pPr>
-      <w:spacing w:after="140"/>
-    </w:pPr>
     <w:rPr>
       <w:rFonts w:ascii="Calibri" w:hAnsi="Calibri"/>
       <w:sz w:val="21"/>
